--- a/data/outputs/v2/Core_Mathematics/SS3.1_Statistics_I/Core_Mathematics_Statistics_I_FinalExplanation.docx
+++ b/data/outputs/v2/Core_Mathematics/SS3.1_Statistics_I/Core_Mathematics_Statistics_I_FinalExplanation.docx
@@ -38,6 +38,177 @@
           <w:szCs w:val="22"/>
         </w:rPr>
         <w:t xml:space="preserve">Student Assessment Document</w:t>
+      </w:r>
+    </w:p>
+    <w:p>
+      <w:pPr>
+        <w:spacing w:after="80" w:before="120"/>
+      </w:pPr>
+      <w:r>
+        <w:rPr>
+          <w:rFonts w:ascii="Arial" w:cs="Arial" w:eastAsia="Arial" w:hAnsi="Arial"/>
+          <w:b/>
+          <w:bCs/>
+          <w:color w:val="1F3864"/>
+          <w:sz w:val="20"/>
+          <w:szCs w:val="20"/>
+        </w:rPr>
+        <w:t xml:space="preserve">ATTRIBUTION AND LICENSING</w:t>
+      </w:r>
+    </w:p>
+    <w:p>
+      <w:pPr>
+        <w:spacing w:after="60" w:before="0"/>
+      </w:pPr>
+      <w:r>
+        <w:rPr>
+          <w:rFonts w:ascii="Arial" w:cs="Arial" w:eastAsia="Arial" w:hAnsi="Arial"/>
+          <w:b/>
+          <w:bCs/>
+          <w:sz w:val="17"/>
+          <w:szCs w:val="17"/>
+        </w:rPr>
+        <w:t xml:space="preserve">Curriculum Alignment: </w:t>
+      </w:r>
+      <w:r>
+        <w:rPr>
+          <w:rFonts w:ascii="Arial" w:cs="Arial" w:eastAsia="Arial" w:hAnsi="Arial"/>
+          <w:sz w:val="17"/>
+          <w:szCs w:val="17"/>
+        </w:rPr>
+        <w:t xml:space="preserve">Structured in pedagogical alignment with the competence-based curriculum format and learning outcomes established by the Kenya Institute of Curriculum Development (KICD). This material is independently developed and is not officially endorsed or published by KICD.</w:t>
+      </w:r>
+    </w:p>
+    <w:p>
+      <w:pPr>
+        <w:spacing w:after="60" w:before="0"/>
+      </w:pPr>
+      <w:r>
+        <w:rPr>
+          <w:rFonts w:ascii="Arial" w:cs="Arial" w:eastAsia="Arial" w:hAnsi="Arial"/>
+          <w:b/>
+          <w:bCs/>
+          <w:sz w:val="17"/>
+          <w:szCs w:val="17"/>
+        </w:rPr>
+        <w:t xml:space="preserve">Content &amp; Pedagogy: </w:t>
+      </w:r>
+      <w:r>
+        <w:rPr>
+          <w:rFonts w:ascii="Arial" w:cs="Arial" w:eastAsia="Arial" w:hAnsi="Arial"/>
+          <w:sz w:val="17"/>
+          <w:szCs w:val="17"/>
+        </w:rPr>
+        <w:t xml:space="preserve">Developed and adapted by the educator team at SeaVuria (registered 501(c)(3) in the United States and registered NGO in Kenya, No. 872-850A-BF11), who designed the pedagogical framework, lesson templates and exemplar lessons on which this material is based.</w:t>
+      </w:r>
+    </w:p>
+    <w:p>
+      <w:pPr>
+        <w:spacing w:after="60" w:before="0"/>
+      </w:pPr>
+      <w:r>
+        <w:rPr>
+          <w:rFonts w:ascii="Arial" w:cs="Arial" w:eastAsia="Arial" w:hAnsi="Arial"/>
+          <w:b/>
+          <w:bCs/>
+          <w:sz w:val="17"/>
+          <w:szCs w:val="17"/>
+        </w:rPr>
+        <w:t xml:space="preserve">Production &amp; Layout: </w:t>
+      </w:r>
+      <w:r>
+        <w:rPr>
+          <w:rFonts w:ascii="Arial" w:cs="Arial" w:eastAsia="Arial" w:hAnsi="Arial"/>
+          <w:sz w:val="17"/>
+          <w:szCs w:val="17"/>
+        </w:rPr>
+        <w:t xml:space="preserve">Educational design and curriculum sequencing by SeaVuria. Technical layout, structural formatting, and digital optimization/implementation executed in partnership with ARES Education (registered 501(c)(3) in the United States and Canada (as Afretech Aid) and registered NGO in Kenya), with lesson drafting and compilation assisted by AI (Claude, Anthropic).</w:t>
+      </w:r>
+    </w:p>
+    <w:p>
+      <w:pPr>
+        <w:pBdr>
+          <w:bottom w:val="single" w:color="1F3864" w:sz="6" w:space="6"/>
+        </w:pBdr>
+        <w:spacing w:after="60" w:before="0"/>
+      </w:pPr>
+      <w:r>
+        <w:rPr>
+          <w:rFonts w:ascii="Arial" w:cs="Arial" w:eastAsia="Arial" w:hAnsi="Arial"/>
+          <w:b/>
+          <w:bCs/>
+          <w:sz w:val="17"/>
+          <w:szCs w:val="17"/>
+        </w:rPr>
+        <w:t xml:space="preserve">Licensing &amp; Copyright: </w:t>
+      </w:r>
+      <w:r>
+        <w:rPr>
+          <w:rFonts w:ascii="Arial" w:cs="Arial" w:eastAsia="Arial" w:hAnsi="Arial"/>
+          <w:sz w:val="17"/>
+          <w:szCs w:val="17"/>
+        </w:rPr>
+        <w:t xml:space="preserve">© 2026 SeaVuria and ARES. This work is licensed under a </w:t>
+      </w:r>
+      <w:hyperlink w:history="1" r:id="rId2b6qkcr92zystiphi5357">
+        <w:r>
+          <w:rPr>
+            <w:rFonts w:ascii="Arial" w:cs="Arial" w:eastAsia="Arial" w:hAnsi="Arial"/>
+            <w:color w:val="1F6B75"/>
+            <w:sz w:val="17"/>
+            <w:szCs w:val="17"/>
+            <w:u w:val="single" w:color="1F6B75"/>
+          </w:rPr>
+          <w:t xml:space="preserve">Creative Commons Attribution-NonCommercial 4.0 International License</w:t>
+        </w:r>
+      </w:hyperlink>
+      <w:r>
+        <w:rPr>
+          <w:rFonts w:ascii="Arial" w:cs="Arial" w:eastAsia="Arial" w:hAnsi="Arial"/>
+          <w:sz w:val="17"/>
+          <w:szCs w:val="17"/>
+        </w:rPr>
+        <w:t xml:space="preserve"> (</w:t>
+      </w:r>
+      <w:hyperlink w:history="1" r:id="rIdvhn8c6dy0kjgkucnvh2lo">
+        <w:r>
+          <w:rPr>
+            <w:rFonts w:ascii="Arial" w:cs="Arial" w:eastAsia="Arial" w:hAnsi="Arial"/>
+            <w:color w:val="1F6B75"/>
+            <w:sz w:val="17"/>
+            <w:szCs w:val="17"/>
+            <w:u w:val="single" w:color="1F6B75"/>
+          </w:rPr>
+          <w:t xml:space="preserve">CC BY-NC 4.0</w:t>
+        </w:r>
+      </w:hyperlink>
+      <w:r>
+        <w:rPr>
+          <w:rFonts w:ascii="Arial" w:cs="Arial" w:eastAsia="Arial" w:hAnsi="Arial"/>
+          <w:sz w:val="17"/>
+          <w:szCs w:val="17"/>
+        </w:rPr>
+        <w:t xml:space="preserve">). To view a copy of this license, visit </w:t>
+      </w:r>
+      <w:hyperlink w:history="1" r:id="rIdypwrmg8fbnemdonlv_28-">
+        <w:r>
+          <w:rPr>
+            <w:rFonts w:ascii="Arial" w:cs="Arial" w:eastAsia="Arial" w:hAnsi="Arial"/>
+            <w:color w:val="1F6B75"/>
+            <w:sz w:val="17"/>
+            <w:szCs w:val="17"/>
+            <w:u w:val="single" w:color="1F6B75"/>
+          </w:rPr>
+          <w:t xml:space="preserve">https://creativecommons.org/licenses/by-nc/4.0/</w:t>
+        </w:r>
+      </w:hyperlink>
+      <w:r>
+        <w:rPr>
+          <w:rFonts w:ascii="Arial" w:cs="Arial" w:eastAsia="Arial" w:hAnsi="Arial"/>
+          <w:sz w:val="17"/>
+          <w:szCs w:val="17"/>
+        </w:rPr>
+        <w:t xml:space="preserve">. You are free to copy, redistribute, and adapt this material in any medium or format, provided appropriate credit is given and the material is not used for commercial purposes. KICD learning outcomes and curriculum designations reproduced here for alignment purposes remain the property of KICD and are not covered by this license. Linked external resources (e.g. CK-12, Khan Academy, PhET) are subject to their own licenses.</w:t>
       </w:r>
     </w:p>
     <w:p>

--- a/data/outputs/v2/Core_Mathematics/SS3.1_Statistics_I/Core_Mathematics_Statistics_I_FinalExplanation.docx
+++ b/data/outputs/v2/Core_Mathematics/SS3.1_Statistics_I/Core_Mathematics_Statistics_I_FinalExplanation.docx
@@ -95,7 +95,7 @@
                 <w:sz w:val="22"/>
                 <w:szCs w:val="22"/>
               </w:rPr>
-              <w:t xml:space="preserve">FINAL EXPLANATION: CORE MATHEMATICS — GRADE 10 | SUB-STRAND 3.1: STATISTICS I</w:t>
+              <w:t xml:space="preserve">FINAL EXPLANATION: CORE MATHEMATICS GRADE 10 – STATISTICS I (3.1) – FINAL EXPLANATION: THE MAIZE PRICE MYSTERY AT WAKULIMA MARKET</w:t>
             </w:r>
           </w:p>
         </w:tc>
@@ -422,7 +422,7 @@
                 <w:sz w:val="18"/>
                 <w:szCs w:val="18"/>
               </w:rPr>
-              <w:t xml:space="preserve">This is your Final Explanation assessment. You have spent eight lessons investigating the Maize Price Mystery at Wakulima Market. Now it is your turn to answer the driving question completely and convincingly, using everything you have learned about statistics.</w:t>
+              <w:t xml:space="preserve">Welcome to your Final Explanation! You have spent eight lessons investigating the Maize Price Mystery: a Nairobi family says the price of a 2 kg packet of maize flour at Wakulima Market varies wildly, while their neighbour says it is always about the same. Use the data table below and everything you have learned to answer each section in the space under the prompt. Show every calculation step, write in full sentences, and use words such as data, frequency, mode, mean, median and histogram where they fit. Your answers should always connect back to the driving question: How can we use statistics to tell an honest and useful story about data from our own Kenyan community, and help people make better decisions?</w:t>
             </w:r>
           </w:p>
           <w:p>
@@ -460,7 +460,7 @@
                 <w:sz w:val="18"/>
                 <w:szCs w:val="18"/>
               </w:rPr>
-              <w:t xml:space="preserve">YOUR TASK: Write a full, well-organised explanation that answers — How can we use statistics to tell an honest and useful story about data from our own Kenyan community, and help people make better decisions?</w:t>
+              <w:t xml:space="preserve">Data: 40 daily prices of a 2 kg packet of maize flour at a Wakulima Market stall over eight weeks.</w:t>
             </w:r>
           </w:p>
           <w:p>
@@ -498,223 +498,102 @@
                 <w:sz w:val="18"/>
                 <w:szCs w:val="18"/>
               </w:rPr>
-              <w:t xml:space="preserve">Your explanation must:</w:t>
-            </w:r>
-          </w:p>
-          <w:p>
-            <w:pPr>
-              <w:spacing w:after="30" w:before="0"/>
-              <w:ind w:left="360" w:hanging="180"/>
-              <w:jc w:val="left"/>
-            </w:pPr>
-            <w:r>
-              <w:rPr>
-                <w:rFonts w:ascii="Arial" w:cs="Arial" w:eastAsia="Arial" w:hAnsi="Arial"/>
-                <w:b w:val="false"/>
-                <w:bCs w:val="false"/>
-                <w:i w:val="false"/>
-                <w:iCs w:val="false"/>
-                <w:color w:val="000000"/>
-                <w:sz w:val="18"/>
-                <w:szCs w:val="18"/>
-              </w:rPr>
-              <w:t xml:space="preserve">–  Be written in clear, organised paragraphs (not bullet points alone)</w:t>
-            </w:r>
-          </w:p>
-          <w:p>
-            <w:pPr>
-              <w:spacing w:after="30" w:before="0"/>
-              <w:ind w:left="360" w:hanging="180"/>
-              <w:jc w:val="left"/>
-            </w:pPr>
-            <w:r>
-              <w:rPr>
-                <w:rFonts w:ascii="Arial" w:cs="Arial" w:eastAsia="Arial" w:hAnsi="Arial"/>
-                <w:b w:val="false"/>
-                <w:bCs w:val="false"/>
-                <w:i w:val="false"/>
-                <w:iCs w:val="false"/>
-                <w:color w:val="000000"/>
-                <w:sz w:val="18"/>
-                <w:szCs w:val="18"/>
-              </w:rPr>
-              <w:t xml:space="preserve">–  Reference the Wakulima Market maize flour price data as your main evidence</w:t>
-            </w:r>
-          </w:p>
-          <w:p>
-            <w:pPr>
-              <w:spacing w:after="30" w:before="0"/>
-              <w:ind w:left="360" w:hanging="180"/>
-              <w:jc w:val="left"/>
-            </w:pPr>
-            <w:r>
-              <w:rPr>
-                <w:rFonts w:ascii="Arial" w:cs="Arial" w:eastAsia="Arial" w:hAnsi="Arial"/>
-                <w:b w:val="false"/>
-                <w:bCs w:val="false"/>
-                <w:i w:val="false"/>
-                <w:iCs w:val="false"/>
-                <w:color w:val="000000"/>
-                <w:sz w:val="18"/>
-                <w:szCs w:val="18"/>
-              </w:rPr>
-              <w:t xml:space="preserve">–  Include correctly calculated or described measures of central tendency (mean, median, mode) AND measures of spread (range, and any other relevant measure)</w:t>
-            </w:r>
-          </w:p>
-          <w:p>
-            <w:pPr>
-              <w:spacing w:after="30" w:before="0"/>
-              <w:ind w:left="360" w:hanging="180"/>
-              <w:jc w:val="left"/>
-            </w:pPr>
-            <w:r>
-              <w:rPr>
-                <w:rFonts w:ascii="Arial" w:cs="Arial" w:eastAsia="Arial" w:hAnsi="Arial"/>
-                <w:b w:val="false"/>
-                <w:bCs w:val="false"/>
-                <w:i w:val="false"/>
-                <w:iCs w:val="false"/>
-                <w:color w:val="000000"/>
-                <w:sz w:val="18"/>
-                <w:szCs w:val="18"/>
-              </w:rPr>
-              <w:t xml:space="preserve">–  Include at least ONE correctly drawn or described data display (frequency table, histogram, or frequency polygon)</w:t>
-            </w:r>
-          </w:p>
-          <w:p>
-            <w:pPr>
-              <w:spacing w:after="30" w:before="0"/>
-              <w:ind w:left="360" w:hanging="180"/>
-              <w:jc w:val="left"/>
-            </w:pPr>
-            <w:r>
-              <w:rPr>
-                <w:rFonts w:ascii="Arial" w:cs="Arial" w:eastAsia="Arial" w:hAnsi="Arial"/>
-                <w:b w:val="false"/>
-                <w:bCs w:val="false"/>
-                <w:i w:val="false"/>
-                <w:iCs w:val="false"/>
-                <w:color w:val="000000"/>
-                <w:sz w:val="18"/>
-                <w:szCs w:val="18"/>
-              </w:rPr>
-              <w:t xml:space="preserve">–  Explain how BOTH the family AND the neighbour can be telling the truth at the same time</w:t>
-            </w:r>
-          </w:p>
-          <w:p>
-            <w:pPr>
-              <w:spacing w:after="30" w:before="0"/>
-              <w:ind w:left="360" w:hanging="180"/>
-              <w:jc w:val="left"/>
-            </w:pPr>
-            <w:r>
-              <w:rPr>
-                <w:rFonts w:ascii="Arial" w:cs="Arial" w:eastAsia="Arial" w:hAnsi="Arial"/>
-                <w:b w:val="false"/>
-                <w:bCs w:val="false"/>
-                <w:i w:val="false"/>
-                <w:iCs w:val="false"/>
-                <w:color w:val="000000"/>
-                <w:sz w:val="18"/>
-                <w:szCs w:val="18"/>
-              </w:rPr>
-              <w:t xml:space="preserve">–  Show how an honest statistician chooses the right summary to avoid misleading people</w:t>
-            </w:r>
-          </w:p>
-          <w:p>
-            <w:pPr>
-              <w:spacing w:after="30" w:before="0"/>
-              <w:ind w:left="360" w:hanging="180"/>
-              <w:jc w:val="left"/>
-            </w:pPr>
-            <w:r>
-              <w:rPr>
-                <w:rFonts w:ascii="Arial" w:cs="Arial" w:eastAsia="Arial" w:hAnsi="Arial"/>
-                <w:b w:val="false"/>
-                <w:bCs w:val="false"/>
-                <w:i w:val="false"/>
-                <w:iCs w:val="false"/>
-                <w:color w:val="000000"/>
-                <w:sz w:val="18"/>
-                <w:szCs w:val="18"/>
-              </w:rPr>
-              <w:t xml:space="preserve">–  Connect your statistical reasoning to a real decision a Kenyan family, trader, or government official might make</w:t>
-            </w:r>
-          </w:p>
-          <w:p>
-            <w:pPr>
-              <w:spacing w:after="40" w:before="0"/>
-              <w:jc w:val="left"/>
-            </w:pPr>
-            <w:r>
-              <w:rPr>
-                <w:rFonts w:ascii="Arial" w:cs="Arial" w:eastAsia="Arial" w:hAnsi="Arial"/>
-                <w:b w:val="false"/>
-                <w:bCs w:val="false"/>
-                <w:i w:val="false"/>
-                <w:iCs w:val="false"/>
-                <w:color w:val="000000"/>
-                <w:sz w:val="18"/>
-                <w:szCs w:val="18"/>
-              </w:rPr>
-              <w:t xml:space="preserve"/>
-            </w:r>
-          </w:p>
-          <w:p>
-            <w:pPr>
-              <w:spacing w:after="40" w:before="0"/>
-              <w:jc w:val="left"/>
-            </w:pPr>
-            <w:r>
-              <w:rPr>
-                <w:rFonts w:ascii="Arial" w:cs="Arial" w:eastAsia="Arial" w:hAnsi="Arial"/>
-                <w:b w:val="false"/>
-                <w:bCs w:val="false"/>
-                <w:i w:val="false"/>
-                <w:iCs w:val="false"/>
-                <w:color w:val="000000"/>
-                <w:sz w:val="18"/>
-                <w:szCs w:val="18"/>
-              </w:rPr>
-              <w:t xml:space="preserve">Read each section prompt carefully. Write your response in the space provided. Use your data tables, graphs, and notes from class. You may use a calculator.</w:t>
-            </w:r>
-          </w:p>
-          <w:p>
-            <w:pPr>
-              <w:spacing w:after="40" w:before="0"/>
-              <w:jc w:val="left"/>
-            </w:pPr>
-            <w:r>
-              <w:rPr>
-                <w:rFonts w:ascii="Arial" w:cs="Arial" w:eastAsia="Arial" w:hAnsi="Arial"/>
-                <w:b w:val="false"/>
-                <w:bCs w:val="false"/>
-                <w:i w:val="false"/>
-                <w:iCs w:val="false"/>
-                <w:color w:val="000000"/>
-                <w:sz w:val="18"/>
-                <w:szCs w:val="18"/>
-              </w:rPr>
-              <w:t xml:space="preserve"/>
-            </w:r>
-          </w:p>
-          <w:p>
-            <w:pPr>
-              <w:spacing w:after="40" w:before="0"/>
-              <w:jc w:val="left"/>
-            </w:pPr>
-            <w:r>
-              <w:rPr>
-                <w:rFonts w:ascii="Arial" w:cs="Arial" w:eastAsia="Arial" w:hAnsi="Arial"/>
-                <w:b w:val="false"/>
-                <w:bCs w:val="false"/>
-                <w:i w:val="false"/>
-                <w:iCs w:val="false"/>
-                <w:color w:val="000000"/>
-                <w:sz w:val="18"/>
-                <w:szCs w:val="18"/>
-              </w:rPr>
-              <w:t xml:space="preserve">SCORING: Your work will be assessed using the rubric at the end of this document across five criteria. Aim for "Excellent" in every row!</w:t>
+              <w:t xml:space="preserve">| Price (KSh) | Frequency |</w:t>
+            </w:r>
+          </w:p>
+          <w:p>
+            <w:pPr>
+              <w:spacing w:after="40" w:before="0"/>
+              <w:jc w:val="left"/>
+            </w:pPr>
+            <w:r>
+              <w:rPr>
+                <w:rFonts w:ascii="Arial" w:cs="Arial" w:eastAsia="Arial" w:hAnsi="Arial"/>
+                <w:b w:val="false"/>
+                <w:bCs w:val="false"/>
+                <w:i w:val="false"/>
+                <w:iCs w:val="false"/>
+                <w:color w:val="000000"/>
+                <w:sz w:val="18"/>
+                <w:szCs w:val="18"/>
+              </w:rPr>
+              <w:t xml:space="preserve">|---|---|</w:t>
+            </w:r>
+          </w:p>
+          <w:p>
+            <w:pPr>
+              <w:spacing w:after="40" w:before="0"/>
+              <w:jc w:val="left"/>
+            </w:pPr>
+            <w:r>
+              <w:rPr>
+                <w:rFonts w:ascii="Arial" w:cs="Arial" w:eastAsia="Arial" w:hAnsi="Arial"/>
+                <w:b w:val="false"/>
+                <w:bCs w:val="false"/>
+                <w:i w:val="false"/>
+                <w:iCs w:val="false"/>
+                <w:color w:val="000000"/>
+                <w:sz w:val="18"/>
+                <w:szCs w:val="18"/>
+              </w:rPr>
+              <w:t xml:space="preserve">| 98 | 16 |</w:t>
+            </w:r>
+          </w:p>
+          <w:p>
+            <w:pPr>
+              <w:spacing w:after="40" w:before="0"/>
+              <w:jc w:val="left"/>
+            </w:pPr>
+            <w:r>
+              <w:rPr>
+                <w:rFonts w:ascii="Arial" w:cs="Arial" w:eastAsia="Arial" w:hAnsi="Arial"/>
+                <w:b w:val="false"/>
+                <w:bCs w:val="false"/>
+                <w:i w:val="false"/>
+                <w:iCs w:val="false"/>
+                <w:color w:val="000000"/>
+                <w:sz w:val="18"/>
+                <w:szCs w:val="18"/>
+              </w:rPr>
+              <w:t xml:space="preserve">| 105 | 12 |</w:t>
+            </w:r>
+          </w:p>
+          <w:p>
+            <w:pPr>
+              <w:spacing w:after="40" w:before="0"/>
+              <w:jc w:val="left"/>
+            </w:pPr>
+            <w:r>
+              <w:rPr>
+                <w:rFonts w:ascii="Arial" w:cs="Arial" w:eastAsia="Arial" w:hAnsi="Arial"/>
+                <w:b w:val="false"/>
+                <w:bCs w:val="false"/>
+                <w:i w:val="false"/>
+                <w:iCs w:val="false"/>
+                <w:color w:val="000000"/>
+                <w:sz w:val="18"/>
+                <w:szCs w:val="18"/>
+              </w:rPr>
+              <w:t xml:space="preserve">| 112 | 8 |</w:t>
+            </w:r>
+          </w:p>
+          <w:p>
+            <w:pPr>
+              <w:spacing w:after="40" w:before="0"/>
+              <w:jc w:val="left"/>
+            </w:pPr>
+            <w:r>
+              <w:rPr>
+                <w:rFonts w:ascii="Arial" w:cs="Arial" w:eastAsia="Arial" w:hAnsi="Arial"/>
+                <w:b w:val="false"/>
+                <w:bCs w:val="false"/>
+                <w:i w:val="false"/>
+                <w:iCs w:val="false"/>
+                <w:color w:val="000000"/>
+                <w:sz w:val="18"/>
+                <w:szCs w:val="18"/>
+              </w:rPr>
+              <w:t xml:space="preserve">| 120 | 4 |</w:t>
             </w:r>
           </w:p>
         </w:tc>
@@ -742,14 +621,12 @@
         <w:tblLayout w:type="fixed"/>
       </w:tblPr>
       <w:tblGrid>
-        <w:gridCol w:w="3000"/>
-        <w:gridCol w:w="10680"/>
+        <w:gridCol w:w="13680"/>
       </w:tblGrid>
       <w:tr>
         <w:tc>
           <w:tcPr>
             <w:tcW w:type="dxa" w:w="13680"/>
-            <w:gridSpan w:val="2"/>
             <w:shd w:fill="1F3864" w:color="auto" w:val="clear"/>
             <w:tcMar>
               <w:top w:type="dxa" w:w="60"/>
@@ -775,15 +652,15 @@
                 <w:sz w:val="22"/>
                 <w:szCs w:val="22"/>
               </w:rPr>
-              <w:t xml:space="preserve">Section 1 — What Is Statistics and Why Does It Matter Here?</w:t>
-            </w:r>
-          </w:p>
-        </w:tc>
-      </w:tr>
-      <w:tr>
-        <w:tc>
-          <w:tcPr>
-            <w:tcW w:type="dxa" w:w="3000"/>
+              <w:t xml:space="preserve">Part 1: From raw chaos to a frequency table</w:t>
+            </w:r>
+          </w:p>
+        </w:tc>
+      </w:tr>
+      <w:tr>
+        <w:tc>
+          <w:tcPr>
+            <w:tcW w:type="dxa" w:w="13680"/>
             <w:shd w:fill="D9EEF1" w:color="auto" w:val="clear"/>
             <w:tcMar>
               <w:top w:type="dxa" w:w="60"/>
@@ -809,13 +686,18 @@
                 <w:sz w:val="18"/>
                 <w:szCs w:val="18"/>
               </w:rPr>
-              <w:t xml:space="preserve">In your own words, explain what statistics is and what statisticians do. Then explain why statistics is the right tool for settling the argument between the Nairobi family and their neighbour about maize flour prices at Wakulima Market. Why can't we just 'look at the numbers' without organising them first?</w:t>
-            </w:r>
-          </w:p>
-        </w:tc>
-        <w:tc>
-          <w:tcPr>
-            <w:tcW w:type="dxa" w:w="10680"/>
+              <w:t xml:space="preserve">In Lesson 1 the 40 maize prices looked like a chaotic list of numbers that could not settle the argument. (a) Explain why a raw list of data makes it hard to decide whether the family or the neighbour is right. (b) Look at the frequency table above. Check that the frequencies add up to the correct total and say what this total represents. (c) Which price is the mode? What percentage of the 40 days had this price? (d) How many days had a price of KSh 112 or higher? Express this as a percentage of all days.</w:t>
+            </w:r>
+          </w:p>
+        </w:tc>
+      </w:tr>
+      <w:tr>
+        <w:trPr>
+          <w:trHeight w:val="4200" w:hRule="atLeast"/>
+        </w:trPr>
+        <w:tc>
+          <w:tcPr>
+            <w:tcW w:type="dxa" w:w="13680"/>
             <w:shd w:fill="FFFFFF" w:color="auto" w:val="clear"/>
             <w:tcMar>
               <w:top w:type="dxa" w:w="60"/>
@@ -835,89 +717,13 @@
                 <w:rFonts w:ascii="Arial" w:cs="Arial" w:eastAsia="Arial" w:hAnsi="Arial"/>
                 <w:b w:val="false"/>
                 <w:bCs w:val="false"/>
-                <w:i w:val="false"/>
-                <w:iCs w:val="false"/>
-                <w:color w:val="000000"/>
-                <w:sz w:val="18"/>
-                <w:szCs w:val="18"/>
-              </w:rPr>
-              <w:t xml:space="preserve">Statistics is the branch of mathematics that involves collecting, organising, displaying, analysing, and interpreting numerical data so that we can draw reliable conclusions and make informed decisions. A statistician does not just report raw numbers — they transform chaotic lists into summaries and visuals that reveal patterns hidden in the data.</w:t>
-            </w:r>
-          </w:p>
-          <w:p>
-            <w:pPr>
-              <w:spacing w:after="40" w:before="0"/>
-              <w:jc w:val="left"/>
-            </w:pPr>
-            <w:r>
-              <w:rPr>
-                <w:rFonts w:ascii="Arial" w:cs="Arial" w:eastAsia="Arial" w:hAnsi="Arial"/>
-                <w:b w:val="false"/>
-                <w:bCs w:val="false"/>
-                <w:i w:val="false"/>
-                <w:iCs w:val="false"/>
-                <w:color w:val="000000"/>
-                <w:sz w:val="18"/>
-                <w:szCs w:val="18"/>
-              </w:rPr>
-              <w:t xml:space="preserve"/>
-            </w:r>
-          </w:p>
-          <w:p>
-            <w:pPr>
-              <w:spacing w:after="40" w:before="0"/>
-              <w:jc w:val="left"/>
-            </w:pPr>
-            <w:r>
-              <w:rPr>
-                <w:rFonts w:ascii="Arial" w:cs="Arial" w:eastAsia="Arial" w:hAnsi="Arial"/>
-                <w:b w:val="false"/>
-                <w:bCs w:val="false"/>
-                <w:i w:val="false"/>
-                <w:iCs w:val="false"/>
-                <w:color w:val="000000"/>
-                <w:sz w:val="18"/>
-                <w:szCs w:val="18"/>
-              </w:rPr>
-              <w:t xml:space="preserve">In the Wakulima Market situation, the family and the neighbour are both reporting their honest personal experiences, but personal experience is a very small, unrepresentative sample. The family may have happened to shop on days when prices were at their highest and lowest extremes, while the neighbour may have shopped on 'average' days. Neither experience alone tells the full story of all 40 recorded prices.</w:t>
-            </w:r>
-          </w:p>
-          <w:p>
-            <w:pPr>
-              <w:spacing w:after="40" w:before="0"/>
-              <w:jc w:val="left"/>
-            </w:pPr>
-            <w:r>
-              <w:rPr>
-                <w:rFonts w:ascii="Arial" w:cs="Arial" w:eastAsia="Arial" w:hAnsi="Arial"/>
-                <w:b w:val="false"/>
-                <w:bCs w:val="false"/>
-                <w:i w:val="false"/>
-                <w:iCs w:val="false"/>
-                <w:color w:val="000000"/>
-                <w:sz w:val="18"/>
-                <w:szCs w:val="18"/>
-              </w:rPr>
-              <w:t xml:space="preserve"/>
-            </w:r>
-          </w:p>
-          <w:p>
-            <w:pPr>
-              <w:spacing w:after="40" w:before="0"/>
-              <w:jc w:val="left"/>
-            </w:pPr>
-            <w:r>
-              <w:rPr>
-                <w:rFonts w:ascii="Arial" w:cs="Arial" w:eastAsia="Arial" w:hAnsi="Arial"/>
-                <w:b w:val="false"/>
-                <w:bCs w:val="false"/>
-                <w:i w:val="false"/>
-                <w:iCs w:val="false"/>
-                <w:color w:val="000000"/>
-                <w:sz w:val="18"/>
-                <w:szCs w:val="18"/>
-              </w:rPr>
-              <w:t xml:space="preserve">This is exactly why we need statistics. When we look at the raw list of 40 prices, our eyes cannot detect patterns — numbers like 98, 115, 102, 87, 119 jump around with no obvious order. Statistics gives us tools to organise this chaos: we can sort the data, group it into a frequency table, calculate a single representative value, and measure how spread out the prices really are. Only then can we give a fair, evidence-based answer to the argument — one that neither the family nor the neighbour could reach on their own.</w:t>
+                <w:i/>
+                <w:iCs/>
+                <w:color w:val="808080"/>
+                <w:sz w:val="18"/>
+                <w:szCs w:val="18"/>
+              </w:rPr>
+              <w:t xml:space="preserve">Write your answer here:</w:t>
             </w:r>
           </w:p>
         </w:tc>
@@ -945,14 +751,12 @@
         <w:tblLayout w:type="fixed"/>
       </w:tblPr>
       <w:tblGrid>
-        <w:gridCol w:w="3000"/>
-        <w:gridCol w:w="10680"/>
+        <w:gridCol w:w="13680"/>
       </w:tblGrid>
       <w:tr>
         <w:tc>
           <w:tcPr>
             <w:tcW w:type="dxa" w:w="13680"/>
-            <w:gridSpan w:val="2"/>
             <w:shd w:fill="1F3864" w:color="auto" w:val="clear"/>
             <w:tcMar>
               <w:top w:type="dxa" w:w="60"/>
@@ -978,15 +782,15 @@
                 <w:sz w:val="22"/>
                 <w:szCs w:val="22"/>
               </w:rPr>
-              <w:t xml:space="preserve">Section 2 — Organising and Displaying the Data</w:t>
-            </w:r>
-          </w:p>
-        </w:tc>
-      </w:tr>
-      <w:tr>
-        <w:tc>
-          <w:tcPr>
-            <w:tcW w:type="dxa" w:w="3000"/>
+              <w:t xml:space="preserve">Part 2: Calculating the mean and finding the median</w:t>
+            </w:r>
+          </w:p>
+        </w:tc>
+      </w:tr>
+      <w:tr>
+        <w:tc>
+          <w:tcPr>
+            <w:tcW w:type="dxa" w:w="13680"/>
             <w:shd w:fill="D9EEF1" w:color="auto" w:val="clear"/>
             <w:tcMar>
               <w:top w:type="dxa" w:w="60"/>
@@ -1012,13 +816,18 @@
                 <w:sz w:val="18"/>
                 <w:szCs w:val="18"/>
               </w:rPr>
-              <w:t xml:space="preserve">Describe how you organised the 40 maize flour prices from Wakulima Market. Explain the steps you took to build a frequency table (including your choice of class intervals). Then describe the histogram or frequency polygon you drew from that table. What patterns or features became visible in your graph that were completely invisible in the raw list? Refer to the shape, peaks, and spread of your display.</w:t>
-            </w:r>
-          </w:p>
-        </w:tc>
-        <w:tc>
-          <w:tcPr>
-            <w:tcW w:type="dxa" w:w="10680"/>
+              <w:t xml:space="preserve">(a) Add a column fx (price × frequency) to the table and find Σfx. Then calculate the mean price using mean = Σfx ÷ Σf. (b) Use the frequencies to find the median price. Explain how you decided which prices sit in the middle of the 40 ordered values. (c) Write the mode, median and mean in one line and say whether they are very different from each other.</w:t>
+            </w:r>
+          </w:p>
+        </w:tc>
+      </w:tr>
+      <w:tr>
+        <w:trPr>
+          <w:trHeight w:val="4200" w:hRule="atLeast"/>
+        </w:trPr>
+        <w:tc>
+          <w:tcPr>
+            <w:tcW w:type="dxa" w:w="13680"/>
             <w:shd w:fill="FFFFFF" w:color="auto" w:val="clear"/>
             <w:tcMar>
               <w:top w:type="dxa" w:w="60"/>
@@ -1038,89 +847,13 @@
                 <w:rFonts w:ascii="Arial" w:cs="Arial" w:eastAsia="Arial" w:hAnsi="Arial"/>
                 <w:b w:val="false"/>
                 <w:bCs w:val="false"/>
-                <w:i w:val="false"/>
-                <w:iCs w:val="false"/>
-                <w:color w:val="000000"/>
-                <w:sz w:val="18"/>
-                <w:szCs w:val="18"/>
-              </w:rPr>
-              <w:t xml:space="preserve">To organise the 40 prices, I first found the minimum value (KSh 82) and the maximum value (KSh 124), giving a total range of KSh 42. I chose five equal class intervals of width KSh 9 — namely 80–88, 89–97, 98–106, 107–115, and 116–124 — because this number of classes is manageable and each interval has a reasonable frequency.</w:t>
-            </w:r>
-          </w:p>
-          <w:p>
-            <w:pPr>
-              <w:spacing w:after="40" w:before="0"/>
-              <w:jc w:val="left"/>
-            </w:pPr>
-            <w:r>
-              <w:rPr>
-                <w:rFonts w:ascii="Arial" w:cs="Arial" w:eastAsia="Arial" w:hAnsi="Arial"/>
-                <w:b w:val="false"/>
-                <w:bCs w:val="false"/>
-                <w:i w:val="false"/>
-                <w:iCs w:val="false"/>
-                <w:color w:val="000000"/>
-                <w:sz w:val="18"/>
-                <w:szCs w:val="18"/>
-              </w:rPr>
-              <w:t xml:space="preserve"/>
-            </w:r>
-          </w:p>
-          <w:p>
-            <w:pPr>
-              <w:spacing w:after="40" w:before="0"/>
-              <w:jc w:val="left"/>
-            </w:pPr>
-            <w:r>
-              <w:rPr>
-                <w:rFonts w:ascii="Arial" w:cs="Arial" w:eastAsia="Arial" w:hAnsi="Arial"/>
-                <w:b w:val="false"/>
-                <w:bCs w:val="false"/>
-                <w:i w:val="false"/>
-                <w:iCs w:val="false"/>
-                <w:color w:val="000000"/>
-                <w:sz w:val="18"/>
-                <w:szCs w:val="18"/>
-              </w:rPr>
-              <w:t xml:space="preserve">I then went through the raw list using a tally, counting how many prices fell into each class. The resulting frequency table showed that the interval 98–106 had the highest frequency (14 out of 40 prices), while the extreme intervals at either end had the fewest entries.</w:t>
-            </w:r>
-          </w:p>
-          <w:p>
-            <w:pPr>
-              <w:spacing w:after="40" w:before="0"/>
-              <w:jc w:val="left"/>
-            </w:pPr>
-            <w:r>
-              <w:rPr>
-                <w:rFonts w:ascii="Arial" w:cs="Arial" w:eastAsia="Arial" w:hAnsi="Arial"/>
-                <w:b w:val="false"/>
-                <w:bCs w:val="false"/>
-                <w:i w:val="false"/>
-                <w:iCs w:val="false"/>
-                <w:color w:val="000000"/>
-                <w:sz w:val="18"/>
-                <w:szCs w:val="18"/>
-              </w:rPr>
-              <w:t xml:space="preserve"/>
-            </w:r>
-          </w:p>
-          <w:p>
-            <w:pPr>
-              <w:spacing w:after="40" w:before="0"/>
-              <w:jc w:val="left"/>
-            </w:pPr>
-            <w:r>
-              <w:rPr>
-                <w:rFonts w:ascii="Arial" w:cs="Arial" w:eastAsia="Arial" w:hAnsi="Arial"/>
-                <w:b w:val="false"/>
-                <w:bCs w:val="false"/>
-                <w:i w:val="false"/>
-                <w:iCs w:val="false"/>
-                <w:color w:val="000000"/>
-                <w:sz w:val="18"/>
-                <w:szCs w:val="18"/>
-              </w:rPr>
-              <w:t xml:space="preserve">When I drew the histogram — with price intervals on the horizontal axis and frequency on the vertical axis — the shape of the distribution became immediately visible. The bars formed a roughly bell-shaped (symmetric) mound centred around the 98–106 interval. This shape was completely invisible in the raw list. The histogram showed that most prices cluster tightly in the middle range (roughly KSh 98–KSh 115), with only a few prices at the very low or very high extremes. This visual 'aha' moment explains why the neighbour feels the price is always about the same — most of the time, it genuinely is near the centre — while also confirming the family's experience, because extreme prices do occasionally occur at the tails of the distribution.</w:t>
+                <w:i/>
+                <w:iCs/>
+                <w:color w:val="808080"/>
+                <w:sz w:val="18"/>
+                <w:szCs w:val="18"/>
+              </w:rPr>
+              <w:t xml:space="preserve">Write your answer here:</w:t>
             </w:r>
           </w:p>
         </w:tc>
@@ -1148,14 +881,12 @@
         <w:tblLayout w:type="fixed"/>
       </w:tblPr>
       <w:tblGrid>
-        <w:gridCol w:w="3000"/>
-        <w:gridCol w:w="10680"/>
+        <w:gridCol w:w="13680"/>
       </w:tblGrid>
       <w:tr>
         <w:tc>
           <w:tcPr>
             <w:tcW w:type="dxa" w:w="13680"/>
-            <w:gridSpan w:val="2"/>
             <w:shd w:fill="1F3864" w:color="auto" w:val="clear"/>
             <w:tcMar>
               <w:top w:type="dxa" w:w="60"/>
@@ -1181,15 +912,15 @@
                 <w:sz w:val="22"/>
                 <w:szCs w:val="22"/>
               </w:rPr>
-              <w:t xml:space="preserve">Section 3 — Calculating and Interpreting Measures of Central Tendency and Spread</w:t>
-            </w:r>
-          </w:p>
-        </w:tc>
-      </w:tr>
-      <w:tr>
-        <w:tc>
-          <w:tcPr>
-            <w:tcW w:type="dxa" w:w="3000"/>
+              <w:t xml:space="preserve">Part 3: What the shape of the data shows</w:t>
+            </w:r>
+          </w:p>
+        </w:tc>
+      </w:tr>
+      <w:tr>
+        <w:tc>
+          <w:tcPr>
+            <w:tcW w:type="dxa" w:w="13680"/>
             <w:shd w:fill="D9EEF1" w:color="auto" w:val="clear"/>
             <w:tcMar>
               <w:top w:type="dxa" w:w="60"/>
@@ -1215,13 +946,18 @@
                 <w:sz w:val="18"/>
                 <w:szCs w:val="18"/>
               </w:rPr>
-              <w:t xml:space="preserve">Calculate (or clearly describe) the mean, median, and mode of the 40 maize flour prices. Then calculate the range. For each measure, write one sentence explaining what it tells us about the prices at Wakulima Market. Which measure of central tendency gives the most honest and useful summary for a Nairobi family trying to budget for maize flour — and why? Are there situations where a different measure might be more appropriate?</w:t>
-            </w:r>
-          </w:p>
-        </w:tc>
-        <w:tc>
-          <w:tcPr>
-            <w:tcW w:type="dxa" w:w="10680"/>
+              <w:t xml:space="preserve">A histogram shows the full shape of the data, not just one number. (a) Look at how the frequencies change as the price goes from KSh 98 up to KSh 120. Describe the shape you would expect a histogram of these prices to have, and name that kind of shape. (b) Explain why this shape helps to explain why the neighbour and the family experienced the market differently. (c) Give one reason why a histogram can tell the story more fully than the mean, mode or median alone.</w:t>
+            </w:r>
+          </w:p>
+        </w:tc>
+      </w:tr>
+      <w:tr>
+        <w:trPr>
+          <w:trHeight w:val="4200" w:hRule="atLeast"/>
+        </w:trPr>
+        <w:tc>
+          <w:tcPr>
+            <w:tcW w:type="dxa" w:w="13680"/>
             <w:shd w:fill="FFFFFF" w:color="auto" w:val="clear"/>
             <w:tcMar>
               <w:top w:type="dxa" w:w="60"/>
@@ -1241,203 +977,13 @@
                 <w:rFonts w:ascii="Arial" w:cs="Arial" w:eastAsia="Arial" w:hAnsi="Arial"/>
                 <w:b w:val="false"/>
                 <w:bCs w:val="false"/>
-                <w:i w:val="false"/>
-                <w:iCs w:val="false"/>
-                <w:color w:val="000000"/>
-                <w:sz w:val="18"/>
-                <w:szCs w:val="18"/>
-              </w:rPr>
-              <w:t xml:space="preserve">After organising the 40 prices, I calculated the following measures:</w:t>
-            </w:r>
-          </w:p>
-          <w:p>
-            <w:pPr>
-              <w:spacing w:after="40" w:before="0"/>
-              <w:jc w:val="left"/>
-            </w:pPr>
-            <w:r>
-              <w:rPr>
-                <w:rFonts w:ascii="Arial" w:cs="Arial" w:eastAsia="Arial" w:hAnsi="Arial"/>
-                <w:b w:val="false"/>
-                <w:bCs w:val="false"/>
-                <w:i w:val="false"/>
-                <w:iCs w:val="false"/>
-                <w:color w:val="000000"/>
-                <w:sz w:val="18"/>
-                <w:szCs w:val="18"/>
-              </w:rPr>
-              <w:t xml:space="preserve"/>
-            </w:r>
-          </w:p>
-          <w:p>
-            <w:pPr>
-              <w:spacing w:after="40" w:before="0"/>
-              <w:jc w:val="left"/>
-            </w:pPr>
-            <w:r>
-              <w:rPr>
-                <w:rFonts w:ascii="Arial" w:cs="Arial" w:eastAsia="Arial" w:hAnsi="Arial"/>
-                <w:b w:val="false"/>
-                <w:bCs w:val="false"/>
-                <w:i w:val="false"/>
-                <w:iCs w:val="false"/>
-                <w:color w:val="000000"/>
-                <w:sz w:val="18"/>
-                <w:szCs w:val="18"/>
-              </w:rPr>
-              <w:t xml:space="preserve">Mean: I added all 40 prices and divided by 40. The mean was approximately KSh 104. This tells us that if the total cost of all 40 days of maize flour were shared equally across every day, each day would cost about KSh 104.</w:t>
-            </w:r>
-          </w:p>
-          <w:p>
-            <w:pPr>
-              <w:spacing w:after="40" w:before="0"/>
-              <w:jc w:val="left"/>
-            </w:pPr>
-            <w:r>
-              <w:rPr>
-                <w:rFonts w:ascii="Arial" w:cs="Arial" w:eastAsia="Arial" w:hAnsi="Arial"/>
-                <w:b w:val="false"/>
-                <w:bCs w:val="false"/>
-                <w:i w:val="false"/>
-                <w:iCs w:val="false"/>
-                <w:color w:val="000000"/>
-                <w:sz w:val="18"/>
-                <w:szCs w:val="18"/>
-              </w:rPr>
-              <w:t xml:space="preserve"/>
-            </w:r>
-          </w:p>
-          <w:p>
-            <w:pPr>
-              <w:spacing w:after="40" w:before="0"/>
-              <w:jc w:val="left"/>
-            </w:pPr>
-            <w:r>
-              <w:rPr>
-                <w:rFonts w:ascii="Arial" w:cs="Arial" w:eastAsia="Arial" w:hAnsi="Arial"/>
-                <w:b w:val="false"/>
-                <w:bCs w:val="false"/>
-                <w:i w:val="false"/>
-                <w:iCs w:val="false"/>
-                <w:color w:val="000000"/>
-                <w:sz w:val="18"/>
-                <w:szCs w:val="18"/>
-              </w:rPr>
-              <w:t xml:space="preserve">Median: I arranged the 40 values in ascending order and found the average of the 20th and 21st values. The median was KSh 103. This tells us that exactly half of the recorded prices were below KSh 103 and half were above it — it is the 'middle' price.</w:t>
-            </w:r>
-          </w:p>
-          <w:p>
-            <w:pPr>
-              <w:spacing w:after="40" w:before="0"/>
-              <w:jc w:val="left"/>
-            </w:pPr>
-            <w:r>
-              <w:rPr>
-                <w:rFonts w:ascii="Arial" w:cs="Arial" w:eastAsia="Arial" w:hAnsi="Arial"/>
-                <w:b w:val="false"/>
-                <w:bCs w:val="false"/>
-                <w:i w:val="false"/>
-                <w:iCs w:val="false"/>
-                <w:color w:val="000000"/>
-                <w:sz w:val="18"/>
-                <w:szCs w:val="18"/>
-              </w:rPr>
-              <w:t xml:space="preserve"/>
-            </w:r>
-          </w:p>
-          <w:p>
-            <w:pPr>
-              <w:spacing w:after="40" w:before="0"/>
-              <w:jc w:val="left"/>
-            </w:pPr>
-            <w:r>
-              <w:rPr>
-                <w:rFonts w:ascii="Arial" w:cs="Arial" w:eastAsia="Arial" w:hAnsi="Arial"/>
-                <w:b w:val="false"/>
-                <w:bCs w:val="false"/>
-                <w:i w:val="false"/>
-                <w:iCs w:val="false"/>
-                <w:color w:val="000000"/>
-                <w:sz w:val="18"/>
-                <w:szCs w:val="18"/>
-              </w:rPr>
-              <w:t xml:space="preserve">Mode: The most frequently occurring price in the raw data was KSh 100 (appearing 5 times). This tells us the single price that occurred most often at the stall.</w:t>
-            </w:r>
-          </w:p>
-          <w:p>
-            <w:pPr>
-              <w:spacing w:after="40" w:before="0"/>
-              <w:jc w:val="left"/>
-            </w:pPr>
-            <w:r>
-              <w:rPr>
-                <w:rFonts w:ascii="Arial" w:cs="Arial" w:eastAsia="Arial" w:hAnsi="Arial"/>
-                <w:b w:val="false"/>
-                <w:bCs w:val="false"/>
-                <w:i w:val="false"/>
-                <w:iCs w:val="false"/>
-                <w:color w:val="000000"/>
-                <w:sz w:val="18"/>
-                <w:szCs w:val="18"/>
-              </w:rPr>
-              <w:t xml:space="preserve"/>
-            </w:r>
-          </w:p>
-          <w:p>
-            <w:pPr>
-              <w:spacing w:after="40" w:before="0"/>
-              <w:jc w:val="left"/>
-            </w:pPr>
-            <w:r>
-              <w:rPr>
-                <w:rFonts w:ascii="Arial" w:cs="Arial" w:eastAsia="Arial" w:hAnsi="Arial"/>
-                <w:b w:val="false"/>
-                <w:bCs w:val="false"/>
-                <w:i w:val="false"/>
-                <w:iCs w:val="false"/>
-                <w:color w:val="000000"/>
-                <w:sz w:val="18"/>
-                <w:szCs w:val="18"/>
-              </w:rPr>
-              <w:t xml:space="preserve">Range: KSh 124 − KSh 82 = KSh 42. This tells us that prices varied by as much as KSh 42 from the cheapest to the most expensive day — a significant swing that would matter to a family on a tight budget.</w:t>
-            </w:r>
-          </w:p>
-          <w:p>
-            <w:pPr>
-              <w:spacing w:after="40" w:before="0"/>
-              <w:jc w:val="left"/>
-            </w:pPr>
-            <w:r>
-              <w:rPr>
-                <w:rFonts w:ascii="Arial" w:cs="Arial" w:eastAsia="Arial" w:hAnsi="Arial"/>
-                <w:b w:val="false"/>
-                <w:bCs w:val="false"/>
-                <w:i w:val="false"/>
-                <w:iCs w:val="false"/>
-                <w:color w:val="000000"/>
-                <w:sz w:val="18"/>
-                <w:szCs w:val="18"/>
-              </w:rPr>
-              <w:t xml:space="preserve"/>
-            </w:r>
-          </w:p>
-          <w:p>
-            <w:pPr>
-              <w:spacing w:after="40" w:before="0"/>
-              <w:jc w:val="left"/>
-            </w:pPr>
-            <w:r>
-              <w:rPr>
-                <w:rFonts w:ascii="Arial" w:cs="Arial" w:eastAsia="Arial" w:hAnsi="Arial"/>
-                <w:b w:val="false"/>
-                <w:bCs w:val="false"/>
-                <w:i w:val="false"/>
-                <w:iCs w:val="false"/>
-                <w:color w:val="000000"/>
-                <w:sz w:val="18"/>
-                <w:szCs w:val="18"/>
-              </w:rPr>
-              <w:t xml:space="preserve">For a family budgeting for maize flour, the median (KSh 103) is the most honest and useful measure, because it is not distorted by the occasional extreme high or low price. If there were a few very high outlier prices, they would pull the mean upward and make the budget seem higher than what the family normally pays. The mode is less useful here because it only reflects the most common single price, not the overall pattern. However, for a market trader at Wakulima Market who wants to know their most common selling price in order to set a standard price tag, the mode would be the most appropriate measure.</w:t>
+                <w:i/>
+                <w:iCs/>
+                <w:color w:val="808080"/>
+                <w:sz w:val="18"/>
+                <w:szCs w:val="18"/>
+              </w:rPr>
+              <w:t xml:space="preserve">Write your answer here:</w:t>
             </w:r>
           </w:p>
         </w:tc>
@@ -1465,14 +1011,12 @@
         <w:tblLayout w:type="fixed"/>
       </w:tblPr>
       <w:tblGrid>
-        <w:gridCol w:w="3000"/>
-        <w:gridCol w:w="10680"/>
+        <w:gridCol w:w="13680"/>
       </w:tblGrid>
       <w:tr>
         <w:tc>
           <w:tcPr>
             <w:tcW w:type="dxa" w:w="13680"/>
-            <w:gridSpan w:val="2"/>
             <w:shd w:fill="1F3864" w:color="auto" w:val="clear"/>
             <w:tcMar>
               <w:top w:type="dxa" w:w="60"/>
@@ -1498,15 +1042,15 @@
                 <w:sz w:val="22"/>
                 <w:szCs w:val="22"/>
               </w:rPr>
-              <w:t xml:space="preserve">Section 4 — Resolving the Mystery: How Can Both Be Right?</w:t>
-            </w:r>
-          </w:p>
-        </w:tc>
-      </w:tr>
-      <w:tr>
-        <w:tc>
-          <w:tcPr>
-            <w:tcW w:type="dxa" w:w="3000"/>
+              <w:t xml:space="preserve">Part 4: Which number tells the truth?</w:t>
+            </w:r>
+          </w:p>
+        </w:tc>
+      </w:tr>
+      <w:tr>
+        <w:tc>
+          <w:tcPr>
+            <w:tcW w:type="dxa" w:w="13680"/>
             <w:shd w:fill="D9EEF1" w:color="auto" w:val="clear"/>
             <w:tcMar>
               <w:top w:type="dxa" w:w="60"/>
@@ -1532,13 +1076,18 @@
                 <w:sz w:val="18"/>
                 <w:szCs w:val="18"/>
               </w:rPr>
-              <w:t xml:space="preserve">Use your statistical evidence — your measures of central tendency, your range, and your data display — to write a clear explanation of why BOTH the Nairobi family AND their neighbour can be telling the truth at the same time. Your explanation should show that you understand the difference between the centre of a distribution and its spread. Then explain what an 'honest' use of statistics looks like — how could someone misuse these same numbers to tell a misleading story?</w:t>
-            </w:r>
-          </w:p>
-        </w:tc>
-        <w:tc>
-          <w:tcPr>
-            <w:tcW w:type="dxa" w:w="10680"/>
+              <w:t xml:space="preserve">At the school canteen, suppose the daily price of mandazi is about the same each day, except for one day when a sugar shortage in the Rift Valley causes a single very high price of KSh 45. (a) Which of the three measures (mean, median, mode) would be pulled most by that one extreme price, and which would stay stable? Explain why. (b) Now write a short verdict of 3 to 5 sentences answering: 'Who was right in the Maize Price Mystery: the family or the neighbour?' Use at least two of your calculated values from Part 2 and the percentages from Part 1 as evidence.</w:t>
+            </w:r>
+          </w:p>
+        </w:tc>
+      </w:tr>
+      <w:tr>
+        <w:trPr>
+          <w:trHeight w:val="4200" w:hRule="atLeast"/>
+        </w:trPr>
+        <w:tc>
+          <w:tcPr>
+            <w:tcW w:type="dxa" w:w="13680"/>
             <w:shd w:fill="FFFFFF" w:color="auto" w:val="clear"/>
             <w:tcMar>
               <w:top w:type="dxa" w:w="60"/>
@@ -1558,127 +1107,13 @@
                 <w:rFonts w:ascii="Arial" w:cs="Arial" w:eastAsia="Arial" w:hAnsi="Arial"/>
                 <w:b w:val="false"/>
                 <w:bCs w:val="false"/>
-                <w:i w:val="false"/>
-                <w:iCs w:val="false"/>
-                <w:color w:val="000000"/>
-                <w:sz w:val="18"/>
-                <w:szCs w:val="18"/>
-              </w:rPr>
-              <w:t xml:space="preserve">Both the family and the neighbour are telling the truth — they are simply describing different statistical features of the same data set.</w:t>
-            </w:r>
-          </w:p>
-          <w:p>
-            <w:pPr>
-              <w:spacing w:after="40" w:before="0"/>
-              <w:jc w:val="left"/>
-            </w:pPr>
-            <w:r>
-              <w:rPr>
-                <w:rFonts w:ascii="Arial" w:cs="Arial" w:eastAsia="Arial" w:hAnsi="Arial"/>
-                <w:b w:val="false"/>
-                <w:bCs w:val="false"/>
-                <w:i w:val="false"/>
-                <w:iCs w:val="false"/>
-                <w:color w:val="000000"/>
-                <w:sz w:val="18"/>
-                <w:szCs w:val="18"/>
-              </w:rPr>
-              <w:t xml:space="preserve"/>
-            </w:r>
-          </w:p>
-          <w:p>
-            <w:pPr>
-              <w:spacing w:after="40" w:before="0"/>
-              <w:jc w:val="left"/>
-            </w:pPr>
-            <w:r>
-              <w:rPr>
-                <w:rFonts w:ascii="Arial" w:cs="Arial" w:eastAsia="Arial" w:hAnsi="Arial"/>
-                <w:b w:val="false"/>
-                <w:bCs w:val="false"/>
-                <w:i w:val="false"/>
-                <w:iCs w:val="false"/>
-                <w:color w:val="000000"/>
-                <w:sz w:val="18"/>
-                <w:szCs w:val="18"/>
-              </w:rPr>
-              <w:t xml:space="preserve">The neighbour is right about the CENTRE. Our data shows that the mean is KSh 104 and the median is KSh 103. The histogram reveals that the majority of the 40 prices — roughly 28 out of 40 — fall within a relatively narrow band of KSh 95 to KSh 115. If you shop at Wakulima Market on a typical day, you will most likely pay close to KSh 103–104. From this perspective, the price is 'always about the same.'</w:t>
-            </w:r>
-          </w:p>
-          <w:p>
-            <w:pPr>
-              <w:spacing w:after="40" w:before="0"/>
-              <w:jc w:val="left"/>
-            </w:pPr>
-            <w:r>
-              <w:rPr>
-                <w:rFonts w:ascii="Arial" w:cs="Arial" w:eastAsia="Arial" w:hAnsi="Arial"/>
-                <w:b w:val="false"/>
-                <w:bCs w:val="false"/>
-                <w:i w:val="false"/>
-                <w:iCs w:val="false"/>
-                <w:color w:val="000000"/>
-                <w:sz w:val="18"/>
-                <w:szCs w:val="18"/>
-              </w:rPr>
-              <w:t xml:space="preserve"/>
-            </w:r>
-          </w:p>
-          <w:p>
-            <w:pPr>
-              <w:spacing w:after="40" w:before="0"/>
-              <w:jc w:val="left"/>
-            </w:pPr>
-            <w:r>
-              <w:rPr>
-                <w:rFonts w:ascii="Arial" w:cs="Arial" w:eastAsia="Arial" w:hAnsi="Arial"/>
-                <w:b w:val="false"/>
-                <w:bCs w:val="false"/>
-                <w:i w:val="false"/>
-                <w:iCs w:val="false"/>
-                <w:color w:val="000000"/>
-                <w:sz w:val="18"/>
-                <w:szCs w:val="18"/>
-              </w:rPr>
-              <w:t xml:space="preserve">The family is right about the SPREAD. Our range of KSh 42 shows that prices can swing from as low as KSh 82 to as high as KSh 124. If the family happened to shop on a day when prices were at KSh 82 and also on a day when prices reached KSh 124, they experienced a difference of KSh 42 — that genuinely feels like wild variation, especially if their weekly budget is tight. Both experiences are real and valid.</w:t>
-            </w:r>
-          </w:p>
-          <w:p>
-            <w:pPr>
-              <w:spacing w:after="40" w:before="0"/>
-              <w:jc w:val="left"/>
-            </w:pPr>
-            <w:r>
-              <w:rPr>
-                <w:rFonts w:ascii="Arial" w:cs="Arial" w:eastAsia="Arial" w:hAnsi="Arial"/>
-                <w:b w:val="false"/>
-                <w:bCs w:val="false"/>
-                <w:i w:val="false"/>
-                <w:iCs w:val="false"/>
-                <w:color w:val="000000"/>
-                <w:sz w:val="18"/>
-                <w:szCs w:val="18"/>
-              </w:rPr>
-              <w:t xml:space="preserve"/>
-            </w:r>
-          </w:p>
-          <w:p>
-            <w:pPr>
-              <w:spacing w:after="40" w:before="0"/>
-              <w:jc w:val="left"/>
-            </w:pPr>
-            <w:r>
-              <w:rPr>
-                <w:rFonts w:ascii="Arial" w:cs="Arial" w:eastAsia="Arial" w:hAnsi="Arial"/>
-                <w:b w:val="false"/>
-                <w:bCs w:val="false"/>
-                <w:i w:val="false"/>
-                <w:iCs w:val="false"/>
-                <w:color w:val="000000"/>
-                <w:sz w:val="18"/>
-                <w:szCs w:val="18"/>
-              </w:rPr>
-              <w:t xml:space="preserve">The lesson here is that to tell an honest story about data, you must always report BOTH a measure of centre AND a measure of spread. Reporting only the mean (KSh 104) without mentioning the range (KSh 42) hides important information. This is how statistics can be misused: a market authority could report 'the average maize price is KSh 104' to make things sound stable, while concealing that prices spike to KSh 124 on certain days — a fact that matters enormously to low-income families. An honest statistician presents both the centre and the spread, clearly labels their graphs, states the size of their data set, and explains the limitations of their summary.</w:t>
+                <w:i/>
+                <w:iCs/>
+                <w:color w:val="808080"/>
+                <w:sz w:val="18"/>
+                <w:szCs w:val="18"/>
+              </w:rPr>
+              <w:t xml:space="preserve">Write your answer here:</w:t>
             </w:r>
           </w:p>
         </w:tc>
@@ -1706,14 +1141,12 @@
         <w:tblLayout w:type="fixed"/>
       </w:tblPr>
       <w:tblGrid>
-        <w:gridCol w:w="3000"/>
-        <w:gridCol w:w="10680"/>
+        <w:gridCol w:w="13680"/>
       </w:tblGrid>
       <w:tr>
         <w:tc>
           <w:tcPr>
             <w:tcW w:type="dxa" w:w="13680"/>
-            <w:gridSpan w:val="2"/>
             <w:shd w:fill="1F3864" w:color="auto" w:val="clear"/>
             <w:tcMar>
               <w:top w:type="dxa" w:w="60"/>
@@ -1739,15 +1172,15 @@
                 <w:sz w:val="22"/>
                 <w:szCs w:val="22"/>
               </w:rPr>
-              <w:t xml:space="preserve">Section 5 — Using Statistics to Support a Real Decision</w:t>
-            </w:r>
-          </w:p>
-        </w:tc>
-      </w:tr>
-      <w:tr>
-        <w:tc>
-          <w:tcPr>
-            <w:tcW w:type="dxa" w:w="3000"/>
+              <w:t xml:space="preserve">Part 5: Honest statistics for community decisions</w:t>
+            </w:r>
+          </w:p>
+        </w:tc>
+      </w:tr>
+      <w:tr>
+        <w:tc>
+          <w:tcPr>
+            <w:tcW w:type="dxa" w:w="13680"/>
             <w:shd w:fill="D9EEF1" w:color="auto" w:val="clear"/>
             <w:tcMar>
               <w:top w:type="dxa" w:w="60"/>
@@ -1773,13 +1206,18 @@
                 <w:sz w:val="18"/>
                 <w:szCs w:val="18"/>
               </w:rPr>
-              <w:t xml:space="preserve">Imagine you are presenting your findings to ONE of the following people: (a) a parent in Nairobi who needs to set a weekly budget for maize flour, (b) a stall owner at Wakulima Market who wants to set a fair and competitive price, or (c) a county government officer in Nairobi who monitors food prices to protect consumers. Choose ONE person. Write a short, clear statistical report (3–5 sentences) addressed directly to them, using your data to give them specific, actionable advice. Your report must include at least one number from your analysis and must connect statistics to a real-world decision.</w:t>
-            </w:r>
-          </w:p>
-        </w:tc>
-        <w:tc>
-          <w:tcPr>
-            <w:tcW w:type="dxa" w:w="10680"/>
+              <w:t xml:space="preserve">A Nairobi family wants to budget for buying one 2 kg packet of maize flour each week at Wakulima Market. (a) Using your results, which price or prices would you advise them to plan around, and which measure(s) did you use? (b) Explain what they should still prepare for. (c) Why is it important to report data and choose a statistic honestly when people use it to make decisions? Give one example from this unit of how statistics could mislead.</w:t>
+            </w:r>
+          </w:p>
+        </w:tc>
+      </w:tr>
+      <w:tr>
+        <w:trPr>
+          <w:trHeight w:val="4200" w:hRule="atLeast"/>
+        </w:trPr>
+        <w:tc>
+          <w:tcPr>
+            <w:tcW w:type="dxa" w:w="13680"/>
             <w:shd w:fill="FFFFFF" w:color="auto" w:val="clear"/>
             <w:tcMar>
               <w:top w:type="dxa" w:w="60"/>
@@ -1799,203 +1237,13 @@
                 <w:rFonts w:ascii="Arial" w:cs="Arial" w:eastAsia="Arial" w:hAnsi="Arial"/>
                 <w:b w:val="false"/>
                 <w:bCs w:val="false"/>
-                <w:i w:val="false"/>
-                <w:iCs w:val="false"/>
-                <w:color w:val="000000"/>
-                <w:sz w:val="18"/>
-                <w:szCs w:val="18"/>
-              </w:rPr>
-              <w:t xml:space="preserve">EXAMPLE — addressed to a parent budgeting for maize flour:</w:t>
-            </w:r>
-          </w:p>
-          <w:p>
-            <w:pPr>
-              <w:spacing w:after="40" w:before="0"/>
-              <w:jc w:val="left"/>
-            </w:pPr>
-            <w:r>
-              <w:rPr>
-                <w:rFonts w:ascii="Arial" w:cs="Arial" w:eastAsia="Arial" w:hAnsi="Arial"/>
-                <w:b w:val="false"/>
-                <w:bCs w:val="false"/>
-                <w:i w:val="false"/>
-                <w:iCs w:val="false"/>
-                <w:color w:val="000000"/>
-                <w:sz w:val="18"/>
-                <w:szCs w:val="18"/>
-              </w:rPr>
-              <w:t xml:space="preserve"/>
-            </w:r>
-          </w:p>
-          <w:p>
-            <w:pPr>
-              <w:spacing w:after="40" w:before="0"/>
-              <w:jc w:val="left"/>
-            </w:pPr>
-            <w:r>
-              <w:rPr>
-                <w:rFonts w:ascii="Arial" w:cs="Arial" w:eastAsia="Arial" w:hAnsi="Arial"/>
-                <w:b w:val="false"/>
-                <w:bCs w:val="false"/>
-                <w:i w:val="false"/>
-                <w:iCs w:val="false"/>
-                <w:color w:val="000000"/>
-                <w:sz w:val="18"/>
-                <w:szCs w:val="18"/>
-              </w:rPr>
-              <w:t xml:space="preserve">Dear Parent,</w:t>
-            </w:r>
-          </w:p>
-          <w:p>
-            <w:pPr>
-              <w:spacing w:after="40" w:before="0"/>
-              <w:jc w:val="left"/>
-            </w:pPr>
-            <w:r>
-              <w:rPr>
-                <w:rFonts w:ascii="Arial" w:cs="Arial" w:eastAsia="Arial" w:hAnsi="Arial"/>
-                <w:b w:val="false"/>
-                <w:bCs w:val="false"/>
-                <w:i w:val="false"/>
-                <w:iCs w:val="false"/>
-                <w:color w:val="000000"/>
-                <w:sz w:val="18"/>
-                <w:szCs w:val="18"/>
-              </w:rPr>
-              <w:t xml:space="preserve"/>
-            </w:r>
-          </w:p>
-          <w:p>
-            <w:pPr>
-              <w:spacing w:after="40" w:before="0"/>
-              <w:jc w:val="left"/>
-            </w:pPr>
-            <w:r>
-              <w:rPr>
-                <w:rFonts w:ascii="Arial" w:cs="Arial" w:eastAsia="Arial" w:hAnsi="Arial"/>
-                <w:b w:val="false"/>
-                <w:bCs w:val="false"/>
-                <w:i w:val="false"/>
-                <w:iCs w:val="false"/>
-                <w:color w:val="000000"/>
-                <w:sz w:val="18"/>
-                <w:szCs w:val="18"/>
-              </w:rPr>
-              <w:t xml:space="preserve">Based on 40 days of recorded maize flour prices at Wakulima Market, I can help you plan your household budget more accurately. The median price for a 2 kg packet is KSh 103, meaning that on most shopping trips you should expect to pay close to this amount. However, you should be aware that prices can vary by as much as KSh 42 — dropping as low as KSh 82 on some days and rising as high as KSh 124 on others. I recommend that you budget KSh 115 per packet to comfortably cover most price variations, and if you find prices above KSh 115 on any given day, it may be worth waiting or trying another stall. Shopping earlier in the week, when our data shows slightly lower prices, could also save your family money over time.</w:t>
-            </w:r>
-          </w:p>
-          <w:p>
-            <w:pPr>
-              <w:spacing w:after="40" w:before="0"/>
-              <w:jc w:val="left"/>
-            </w:pPr>
-            <w:r>
-              <w:rPr>
-                <w:rFonts w:ascii="Arial" w:cs="Arial" w:eastAsia="Arial" w:hAnsi="Arial"/>
-                <w:b w:val="false"/>
-                <w:bCs w:val="false"/>
-                <w:i w:val="false"/>
-                <w:iCs w:val="false"/>
-                <w:color w:val="000000"/>
-                <w:sz w:val="18"/>
-                <w:szCs w:val="18"/>
-              </w:rPr>
-              <w:t xml:space="preserve"/>
-            </w:r>
-          </w:p>
-          <w:p>
-            <w:pPr>
-              <w:spacing w:after="40" w:before="0"/>
-              <w:jc w:val="left"/>
-            </w:pPr>
-            <w:r>
-              <w:rPr>
-                <w:rFonts w:ascii="Arial" w:cs="Arial" w:eastAsia="Arial" w:hAnsi="Arial"/>
-                <w:b w:val="false"/>
-                <w:bCs w:val="false"/>
-                <w:i w:val="false"/>
-                <w:iCs w:val="false"/>
-                <w:color w:val="000000"/>
-                <w:sz w:val="18"/>
-                <w:szCs w:val="18"/>
-              </w:rPr>
-              <w:t xml:space="preserve">Yours faithfully,</w:t>
-            </w:r>
-          </w:p>
-          <w:p>
-            <w:pPr>
-              <w:spacing w:after="40" w:before="0"/>
-              <w:jc w:val="left"/>
-            </w:pPr>
-            <w:r>
-              <w:rPr>
-                <w:rFonts w:ascii="Arial" w:cs="Arial" w:eastAsia="Arial" w:hAnsi="Arial"/>
-                <w:b w:val="false"/>
-                <w:bCs w:val="false"/>
-                <w:i w:val="false"/>
-                <w:iCs w:val="false"/>
-                <w:color w:val="000000"/>
-                <w:sz w:val="18"/>
-                <w:szCs w:val="18"/>
-              </w:rPr>
-              <w:t xml:space="preserve">[Student Name], Grade 10 Statistics Analyst</w:t>
-            </w:r>
-          </w:p>
-          <w:p>
-            <w:pPr>
-              <w:spacing w:after="40" w:before="0"/>
-              <w:jc w:val="left"/>
-            </w:pPr>
-            <w:r>
-              <w:rPr>
-                <w:rFonts w:ascii="Arial" w:cs="Arial" w:eastAsia="Arial" w:hAnsi="Arial"/>
-                <w:b w:val="false"/>
-                <w:bCs w:val="false"/>
-                <w:i w:val="false"/>
-                <w:iCs w:val="false"/>
-                <w:color w:val="000000"/>
-                <w:sz w:val="18"/>
-                <w:szCs w:val="18"/>
-              </w:rPr>
-              <w:t xml:space="preserve"/>
-            </w:r>
-          </w:p>
-          <w:p>
-            <w:pPr>
-              <w:spacing w:after="40" w:before="0"/>
-              <w:jc w:val="left"/>
-            </w:pPr>
-            <w:r>
-              <w:rPr>
-                <w:rFonts w:ascii="Arial" w:cs="Arial" w:eastAsia="Arial" w:hAnsi="Arial"/>
-                <w:b w:val="false"/>
-                <w:bCs w:val="false"/>
-                <w:i w:val="false"/>
-                <w:iCs w:val="false"/>
-                <w:color w:val="000000"/>
-                <w:sz w:val="18"/>
-                <w:szCs w:val="18"/>
-              </w:rPr>
-              <w:t xml:space="preserve">---</w:t>
-            </w:r>
-          </w:p>
-          <w:p>
-            <w:pPr>
-              <w:spacing w:after="40" w:before="0"/>
-              <w:jc w:val="left"/>
-            </w:pPr>
-            <w:r>
-              <w:rPr>
-                <w:rFonts w:ascii="Arial" w:cs="Arial" w:eastAsia="Arial" w:hAnsi="Arial"/>
-                <w:b w:val="false"/>
-                <w:bCs w:val="false"/>
-                <w:i w:val="false"/>
-                <w:iCs w:val="false"/>
-                <w:color w:val="000000"/>
-                <w:sz w:val="18"/>
-                <w:szCs w:val="18"/>
-              </w:rPr>
-              <w:t xml:space="preserve">NOTE TO STUDENTS: Your report does not have to match this example exactly. What matters is that you use a real statistic from your work, address your chosen audience clearly, and give advice that is genuinely useful and grounded in the data.</w:t>
+                <w:i/>
+                <w:iCs/>
+                <w:color w:val="808080"/>
+                <w:sz w:val="18"/>
+                <w:szCs w:val="18"/>
+              </w:rPr>
+              <w:t xml:space="preserve">Write your answer here:</w:t>
             </w:r>
           </w:p>
         </w:tc>
@@ -2222,7 +1470,7 @@
                 <w:sz w:val="18"/>
                 <w:szCs w:val="18"/>
               </w:rPr>
-              <w:t xml:space="preserve">Statistical Knowledge &amp; Accuracy</w:t>
+              <w:t xml:space="preserve">Accurate calculation and use of the frequency table (total, mode, percentages, Σfx, mean, median)</w:t>
             </w:r>
           </w:p>
         </w:tc>
@@ -2254,7 +1502,7 @@
                 <w:sz w:val="18"/>
                 <w:szCs w:val="18"/>
               </w:rPr>
-              <w:t xml:space="preserve">Mean, median, mode, and range are all correctly calculated or described with working shown. All statistical terms are used accurately and precisely throughout. No errors in computation or definition.</w:t>
+              <w:t xml:space="preserve">All calculations are correct and fully shown, including the fx column, Σfx = 4204, mean = KSh 105.10, and the median found from the cumulative frequencies.</w:t>
             </w:r>
           </w:p>
         </w:tc>
@@ -2286,7 +1534,7 @@
                 <w:sz w:val="18"/>
                 <w:szCs w:val="18"/>
               </w:rPr>
-              <w:t xml:space="preserve">At least three of the four measures are correctly calculated with minor errors in one. Statistical terms are mostly used correctly with one or two imprecise usages.</w:t>
+              <w:t xml:space="preserve">Most calculations are correct with steps shown; one small slip, such as a percentage or the median position, does not stop the answer making sense.</w:t>
             </w:r>
           </w:p>
         </w:tc>
@@ -2318,7 +1566,7 @@
                 <w:sz w:val="18"/>
                 <w:szCs w:val="18"/>
               </w:rPr>
-              <w:t xml:space="preserve">Only one or two measures are attempted or there are significant errors in calculation. Statistical vocabulary is limited or frequently misused.</w:t>
+              <w:t xml:space="preserve">Several calculations are missing or incorrect, or the median and mean are confused or no steps are shown.</w:t>
             </w:r>
           </w:p>
         </w:tc>
@@ -2352,7 +1600,7 @@
                 <w:sz w:val="18"/>
                 <w:szCs w:val="18"/>
               </w:rPr>
-              <w:t xml:space="preserve">Data Organisation &amp; Graphical Display</w:t>
+              <w:t xml:space="preserve">Understanding of statistical tools and the shape of the data</w:t>
             </w:r>
           </w:p>
         </w:tc>
@@ -2384,7 +1632,7 @@
                 <w:sz w:val="18"/>
                 <w:szCs w:val="18"/>
               </w:rPr>
-              <w:t xml:space="preserve">Frequency table is correctly constructed with appropriate class intervals and accurate tallies. Histogram or frequency polygon is correctly drawn with labelled axes, consistent scale, and accurate bars/points. The graph is clearly connected to the analysis in the written explanation.</w:t>
+              <w:t xml:space="preserve">Clearly explains why raw data cannot settle the argument and why a frequency table and histogram can, and correctly describes the right-skewed shape from the frequencies.</w:t>
             </w:r>
           </w:p>
         </w:tc>
@@ -2416,7 +1664,7 @@
                 <w:sz w:val="18"/>
                 <w:szCs w:val="18"/>
               </w:rPr>
-              <w:t xml:space="preserve">Frequency table is mostly correct with minor errors in one class interval or tally. Graph is drawn with labels but has minor scaling or accuracy issues. Some connection is made between the graph and the written analysis.</w:t>
+              <w:t xml:space="preserve">Explains the purpose of tables and histograms and describes the shape, but with limited detail or links to the data.</w:t>
             </w:r>
           </w:p>
         </w:tc>
@@ -2448,7 +1696,7 @@
                 <w:sz w:val="18"/>
                 <w:szCs w:val="18"/>
               </w:rPr>
-              <w:t xml:space="preserve">Frequency table has significant errors or is incomplete. Graph is missing, unlabelled, or does not accurately represent the frequency table. Little or no connection is made between the visual display and the analysis.</w:t>
+              <w:t xml:space="preserve">Gives vague or incorrect statements about tables and graphs, or cannot describe the shape from the frequencies.</w:t>
             </w:r>
           </w:p>
         </w:tc>
@@ -2482,7 +1730,7 @@
                 <w:sz w:val="18"/>
                 <w:szCs w:val="18"/>
               </w:rPr>
-              <w:t xml:space="preserve">Conceptual Understanding of Centre vs. Spread</w:t>
+              <w:t xml:space="preserve">Reasoning about mean, median and mode (including the effect of extreme values)</w:t>
             </w:r>
           </w:p>
         </w:tc>
@@ -2514,7 +1762,7 @@
                 <w:sz w:val="18"/>
                 <w:szCs w:val="18"/>
               </w:rPr>
-              <w:t xml:space="preserve">The explanation of why both the family and the neighbour can be right is clear, logically structured, and explicitly links the neighbour's view to a measure of central tendency and the family's view to the range/spread. The distinction between centre and spread is demonstrated with specific numerical evidence from the data.</w:t>
+              <w:t xml:space="preserve">Correctly explains that the mean is pulled by an extreme value while the median and mode stay stable, and explains why each measure suits a different question.</w:t>
             </w:r>
           </w:p>
         </w:tc>
@@ -2546,7 +1794,7 @@
                 <w:sz w:val="18"/>
                 <w:szCs w:val="18"/>
               </w:rPr>
-              <w:t xml:space="preserve">The explanation acknowledges that both parties can be right and references centre and spread, but the connection to specific statistics is partially developed or not fully precise. The logic is mostly clear.</w:t>
+              <w:t xml:space="preserve">Identifies that the mean is affected by extreme values but the explanation of why is incomplete.</w:t>
             </w:r>
           </w:p>
         </w:tc>
@@ -2578,7 +1826,7 @@
                 <w:sz w:val="18"/>
                 <w:szCs w:val="18"/>
               </w:rPr>
-              <w:t xml:space="preserve">The student acknowledges a disagreement but cannot clearly explain how both can be right using statistical reasoning. Little or no reference is made to measures of centre versus spread.</w:t>
+              <w:t xml:space="preserve">Does not distinguish the measures or gives incorrect reasons.</w:t>
             </w:r>
           </w:p>
         </w:tc>
@@ -2612,7 +1860,7 @@
                 <w:sz w:val="18"/>
                 <w:szCs w:val="18"/>
               </w:rPr>
-              <w:t xml:space="preserve">Honest &amp; Critical Use of Statistics</w:t>
+              <w:t xml:space="preserve">Evidence-based verdict and community decision-making</w:t>
             </w:r>
           </w:p>
         </w:tc>
@@ -2644,7 +1892,7 @@
                 <w:sz w:val="18"/>
                 <w:szCs w:val="18"/>
               </w:rPr>
-              <w:t xml:space="preserve">The student explicitly identifies at least one way statistics could be misused or presented misleadingly (e.g. reporting mean without range, cherry-picking data). The student articulates what makes a statistical report honest and applies this to the Wakulima Market context with specific examples.</w:t>
+              <w:t xml:space="preserve">Gives a clear verdict that both the family and the neighbour are right, supported by at least two specific values from the data, and offers a sensible budgeting recommendation with a note on honest reporting.</w:t>
             </w:r>
           </w:p>
         </w:tc>
@@ -2676,7 +1924,7 @@
                 <w:sz w:val="18"/>
                 <w:szCs w:val="18"/>
               </w:rPr>
-              <w:t xml:space="preserve">The student shows awareness that statistics can be presented in different ways and makes some comment on honesty or misuse, but the example or explanation is general rather than specific to the data.</w:t>
+              <w:t xml:space="preserve">Gives a reasonable verdict and recommendation with some evidence from the data.</w:t>
             </w:r>
           </w:p>
         </w:tc>
@@ -2708,137 +1956,7 @@
                 <w:sz w:val="18"/>
                 <w:szCs w:val="18"/>
               </w:rPr>
-              <w:t xml:space="preserve">The student does not address the honest or critical use of statistics, or only makes a vague comment without connecting it to the data or context.</w:t>
-            </w:r>
-          </w:p>
-        </w:tc>
-      </w:tr>
-      <w:tr>
-        <w:tc>
-          <w:tcPr>
-            <w:tcW w:type="dxa" w:w="3000"/>
-            <w:shd w:fill="D5E8F0" w:color="auto" w:val="clear"/>
-            <w:tcMar>
-              <w:top w:type="dxa" w:w="60"/>
-              <w:left w:type="dxa" w:w="120"/>
-              <w:bottom w:type="dxa" w:w="60"/>
-              <w:right w:type="dxa" w:w="120"/>
-            </w:tcMar>
-            <w:vAlign w:val="top"/>
-          </w:tcPr>
-          <w:p>
-            <w:pPr>
-              <w:spacing w:after="40" w:before="0"/>
-              <w:jc w:val="left"/>
-            </w:pPr>
-            <w:r>
-              <w:rPr>
-                <w:rFonts w:ascii="Arial" w:cs="Arial" w:eastAsia="Arial" w:hAnsi="Arial"/>
-                <w:b w:val="false"/>
-                <w:bCs w:val="false"/>
-                <w:i w:val="false"/>
-                <w:iCs w:val="false"/>
-                <w:color w:val="000000"/>
-                <w:sz w:val="18"/>
-                <w:szCs w:val="18"/>
-              </w:rPr>
-              <w:t xml:space="preserve">Real-World Application &amp; Communication</w:t>
-            </w:r>
-          </w:p>
-        </w:tc>
-        <w:tc>
-          <w:tcPr>
-            <w:tcW w:type="dxa" w:w="3560"/>
-            <w:shd w:fill="FFFFFF" w:color="auto" w:val="clear"/>
-            <w:tcMar>
-              <w:top w:type="dxa" w:w="60"/>
-              <w:left w:type="dxa" w:w="120"/>
-              <w:bottom w:type="dxa" w:w="60"/>
-              <w:right w:type="dxa" w:w="120"/>
-            </w:tcMar>
-            <w:vAlign w:val="top"/>
-          </w:tcPr>
-          <w:p>
-            <w:pPr>
-              <w:spacing w:after="40" w:before="0"/>
-              <w:jc w:val="left"/>
-            </w:pPr>
-            <w:r>
-              <w:rPr>
-                <w:rFonts w:ascii="Arial" w:cs="Arial" w:eastAsia="Arial" w:hAnsi="Arial"/>
-                <w:b w:val="false"/>
-                <w:bCs w:val="false"/>
-                <w:i w:val="false"/>
-                <w:iCs w:val="false"/>
-                <w:color w:val="000000"/>
-                <w:sz w:val="18"/>
-                <w:szCs w:val="18"/>
-              </w:rPr>
-              <w:t xml:space="preserve">The statistical report in Section 5 is clearly addressed to the chosen audience, uses an appropriate and respectful tone, includes at least one specific statistic, and gives actionable advice that a real person could act on. The writing throughout the document is organised, clear, and accessible to a non-specialist reader.</w:t>
-            </w:r>
-          </w:p>
-        </w:tc>
-        <w:tc>
-          <w:tcPr>
-            <w:tcW w:type="dxa" w:w="3560"/>
-            <w:shd w:fill="F2F2F2" w:color="auto" w:val="clear"/>
-            <w:tcMar>
-              <w:top w:type="dxa" w:w="60"/>
-              <w:left w:type="dxa" w:w="120"/>
-              <w:bottom w:type="dxa" w:w="60"/>
-              <w:right w:type="dxa" w:w="120"/>
-            </w:tcMar>
-            <w:vAlign w:val="top"/>
-          </w:tcPr>
-          <w:p>
-            <w:pPr>
-              <w:spacing w:after="40" w:before="0"/>
-              <w:jc w:val="left"/>
-            </w:pPr>
-            <w:r>
-              <w:rPr>
-                <w:rFonts w:ascii="Arial" w:cs="Arial" w:eastAsia="Arial" w:hAnsi="Arial"/>
-                <w:b w:val="false"/>
-                <w:bCs w:val="false"/>
-                <w:i w:val="false"/>
-                <w:iCs w:val="false"/>
-                <w:color w:val="000000"/>
-                <w:sz w:val="18"/>
-                <w:szCs w:val="18"/>
-              </w:rPr>
-              <w:t xml:space="preserve">The report addresses the chosen audience and includes a statistic, but the advice is somewhat general or the tone is not fully appropriate for the audience. The overall writing is mostly clear with minor lapses in organisation.</w:t>
-            </w:r>
-          </w:p>
-        </w:tc>
-        <w:tc>
-          <w:tcPr>
-            <w:tcW w:type="dxa" w:w="3560"/>
-            <w:shd w:fill="FFFFFF" w:color="auto" w:val="clear"/>
-            <w:tcMar>
-              <w:top w:type="dxa" w:w="60"/>
-              <w:left w:type="dxa" w:w="120"/>
-              <w:bottom w:type="dxa" w:w="60"/>
-              <w:right w:type="dxa" w:w="120"/>
-            </w:tcMar>
-            <w:vAlign w:val="top"/>
-          </w:tcPr>
-          <w:p>
-            <w:pPr>
-              <w:spacing w:after="40" w:before="0"/>
-              <w:jc w:val="left"/>
-            </w:pPr>
-            <w:r>
-              <w:rPr>
-                <w:rFonts w:ascii="Arial" w:cs="Arial" w:eastAsia="Arial" w:hAnsi="Arial"/>
-                <w:b w:val="false"/>
-                <w:bCs w:val="false"/>
-                <w:i w:val="false"/>
-                <w:iCs w:val="false"/>
-                <w:color w:val="000000"/>
-                <w:sz w:val="18"/>
-                <w:szCs w:val="18"/>
-              </w:rPr>
-              <w:t xml:space="preserve">The report does not clearly address a specific audience, omits relevant statistics, or gives advice that is too vague to be actionable. Writing is difficult to follow or poorly organised.</w:t>
+              <w:t xml:space="preserve">Gives an opinion with little or no evidence from the data, or the recommendation does not match the results.</w:t>
             </w:r>
           </w:p>
         </w:tc>
@@ -2962,7 +2080,7 @@
         </w:rPr>
         <w:t xml:space="preserve">© 2026 SeaVuria and ARES. This work is licensed under a </w:t>
       </w:r>
-      <w:hyperlink w:history="1" r:id="rId5sjh6khrvvc216nti6hfu">
+      <w:hyperlink w:history="1" r:id="rIde8kzycqiu-yr37uhknhpr">
         <w:r>
           <w:rPr>
             <w:rFonts w:ascii="Arial" w:cs="Arial" w:eastAsia="Arial" w:hAnsi="Arial"/>
@@ -2982,7 +2100,7 @@
         </w:rPr>
         <w:t xml:space="preserve"> (</w:t>
       </w:r>
-      <w:hyperlink w:history="1" r:id="rIdtaex6qpbenpmy5s2_uu6a">
+      <w:hyperlink w:history="1" r:id="rIdrgkfiowhvqhkv5ymehgxj">
         <w:r>
           <w:rPr>
             <w:rFonts w:ascii="Arial" w:cs="Arial" w:eastAsia="Arial" w:hAnsi="Arial"/>
@@ -3002,7 +2120,7 @@
         </w:rPr>
         <w:t xml:space="preserve">). To view a copy of this license, visit </w:t>
       </w:r>
-      <w:hyperlink w:history="1" r:id="rIdf9eyunzx04152f0st0kva">
+      <w:hyperlink w:history="1" r:id="rIdn6wjbpjdxp2apdctb6vmr">
         <w:r>
           <w:rPr>
             <w:rFonts w:ascii="Arial" w:cs="Arial" w:eastAsia="Arial" w:hAnsi="Arial"/>

--- a/data/outputs/v2/Core_Mathematics/SS3.1_Statistics_I/Core_Mathematics_Statistics_I_FinalExplanation.docx
+++ b/data/outputs/v2/Core_Mathematics/SS3.1_Statistics_I/Core_Mathematics_Statistics_I_FinalExplanation.docx
@@ -2080,7 +2080,7 @@
         </w:rPr>
         <w:t xml:space="preserve">© 2026 SeaVuria and ARES. This work is licensed under a </w:t>
       </w:r>
-      <w:hyperlink w:history="1" r:id="rIde8kzycqiu-yr37uhknhpr">
+      <w:hyperlink w:history="1" r:id="rIdwz8wkoexctnmb5-zmqldn">
         <w:r>
           <w:rPr>
             <w:rFonts w:ascii="Arial" w:cs="Arial" w:eastAsia="Arial" w:hAnsi="Arial"/>
@@ -2100,7 +2100,7 @@
         </w:rPr>
         <w:t xml:space="preserve"> (</w:t>
       </w:r>
-      <w:hyperlink w:history="1" r:id="rIdrgkfiowhvqhkv5ymehgxj">
+      <w:hyperlink w:history="1" r:id="rIdns6ou-o7mfmenhz4d1gfm">
         <w:r>
           <w:rPr>
             <w:rFonts w:ascii="Arial" w:cs="Arial" w:eastAsia="Arial" w:hAnsi="Arial"/>
@@ -2120,7 +2120,7 @@
         </w:rPr>
         <w:t xml:space="preserve">). To view a copy of this license, visit </w:t>
       </w:r>
-      <w:hyperlink w:history="1" r:id="rIdn6wjbpjdxp2apdctb6vmr">
+      <w:hyperlink w:history="1" r:id="rIdxfpklvdeyk3uyl66g2fwi">
         <w:r>
           <w:rPr>
             <w:rFonts w:ascii="Arial" w:cs="Arial" w:eastAsia="Arial" w:hAnsi="Arial"/>

--- a/data/outputs/v2/Core_Mathematics/SS3.1_Statistics_I/Core_Mathematics_Statistics_I_FinalExplanation.docx
+++ b/data/outputs/v2/Core_Mathematics/SS3.1_Statistics_I/Core_Mathematics_Statistics_I_FinalExplanation.docx
@@ -2080,7 +2080,7 @@
         </w:rPr>
         <w:t xml:space="preserve">© 2026 SeaVuria and ARES. This work is licensed under a </w:t>
       </w:r>
-      <w:hyperlink w:history="1" r:id="rIdwz8wkoexctnmb5-zmqldn">
+      <w:hyperlink w:history="1" r:id="rIdk-cnl1xkqa7tvf0n4-73u">
         <w:r>
           <w:rPr>
             <w:rFonts w:ascii="Arial" w:cs="Arial" w:eastAsia="Arial" w:hAnsi="Arial"/>
@@ -2100,7 +2100,7 @@
         </w:rPr>
         <w:t xml:space="preserve"> (</w:t>
       </w:r>
-      <w:hyperlink w:history="1" r:id="rIdns6ou-o7mfmenhz4d1gfm">
+      <w:hyperlink w:history="1" r:id="rIdhxxenqlgmednk49-keyql">
         <w:r>
           <w:rPr>
             <w:rFonts w:ascii="Arial" w:cs="Arial" w:eastAsia="Arial" w:hAnsi="Arial"/>
@@ -2120,7 +2120,7 @@
         </w:rPr>
         <w:t xml:space="preserve">). To view a copy of this license, visit </w:t>
       </w:r>
-      <w:hyperlink w:history="1" r:id="rIdxfpklvdeyk3uyl66g2fwi">
+      <w:hyperlink w:history="1" r:id="rIdb5xgozbeywoetljmyisxk">
         <w:r>
           <w:rPr>
             <w:rFonts w:ascii="Arial" w:cs="Arial" w:eastAsia="Arial" w:hAnsi="Arial"/>

--- a/data/outputs/v2/Core_Mathematics/SS3.1_Statistics_I/Core_Mathematics_Statistics_I_FinalExplanation.docx
+++ b/data/outputs/v2/Core_Mathematics/SS3.1_Statistics_I/Core_Mathematics_Statistics_I_FinalExplanation.docx
@@ -95,7 +95,7 @@
                 <w:sz w:val="22"/>
                 <w:szCs w:val="22"/>
               </w:rPr>
-              <w:t xml:space="preserve">FINAL EXPLANATION: CORE MATHEMATICS GRADE 10 – STATISTICS I (3.1) – FINAL EXPLANATION: THE MAIZE PRICE MYSTERY AT WAKULIMA MARKET</w:t>
+              <w:t xml:space="preserve">FINAL EXPLANATION: CORE MATHEMATICS GRADE 10: STATISTICS I (3.1)</w:t>
             </w:r>
           </w:p>
         </w:tc>
@@ -422,7 +422,7 @@
                 <w:sz w:val="18"/>
                 <w:szCs w:val="18"/>
               </w:rPr>
-              <w:t xml:space="preserve">Welcome to your Final Explanation! You have spent eight lessons investigating the Maize Price Mystery: a Nairobi family says the price of a 2 kg packet of maize flour at Wakulima Market varies wildly, while their neighbour says it is always about the same. Use the data table below and everything you have learned to answer each section in the space under the prompt. Show every calculation step, write in full sentences, and use words such as data, frequency, mode, mean, median and histogram where they fit. Your answers should always connect back to the driving question: How can we use statistics to tell an honest and useful story about data from our own Kenyan community, and help people make better decisions?</w:t>
+              <w:t xml:space="preserve">Final Explanation: Is Thika Road really well served? You have collected and studied data from the 8,000 m stretch of Thika Road near Ruaraka Hills Secondary School (the 20-gap sample). Answer each section in the space below it. Use numbers from our class data and always give the unit (metres, m). Write in full sentences. Where a question asks for a calculation, show your working. Remember: Ms Halima Abdi is not careless, so describe her claim as true or incomplete, not as wrong. Use the data table below for Section 2.</w:t>
             </w:r>
           </w:p>
           <w:p>
@@ -460,7 +460,7 @@
                 <w:sz w:val="18"/>
                 <w:szCs w:val="18"/>
               </w:rPr>
-              <w:t xml:space="preserve">Data: 40 daily prices of a 2 kg packet of maize flour at a Wakulima Market stall over eight weeks.</w:t>
+              <w:t xml:space="preserve">Grouped gap data, Thika Road, 20-gap sample:</w:t>
             </w:r>
           </w:p>
           <w:p>
@@ -498,7 +498,7 @@
                 <w:sz w:val="18"/>
                 <w:szCs w:val="18"/>
               </w:rPr>
-              <w:t xml:space="preserve">| Price (KSh) | Frequency |</w:t>
+              <w:t xml:space="preserve">| Class (m) | Frequency |</w:t>
             </w:r>
           </w:p>
           <w:p>
@@ -536,64 +536,121 @@
                 <w:sz w:val="18"/>
                 <w:szCs w:val="18"/>
               </w:rPr>
-              <w:t xml:space="preserve">| 98 | 16 |</w:t>
-            </w:r>
-          </w:p>
-          <w:p>
-            <w:pPr>
-              <w:spacing w:after="40" w:before="0"/>
-              <w:jc w:val="left"/>
-            </w:pPr>
-            <w:r>
-              <w:rPr>
-                <w:rFonts w:ascii="Arial" w:cs="Arial" w:eastAsia="Arial" w:hAnsi="Arial"/>
-                <w:b w:val="false"/>
-                <w:bCs w:val="false"/>
-                <w:i w:val="false"/>
-                <w:iCs w:val="false"/>
-                <w:color w:val="000000"/>
-                <w:sz w:val="18"/>
-                <w:szCs w:val="18"/>
-              </w:rPr>
-              <w:t xml:space="preserve">| 105 | 12 |</w:t>
-            </w:r>
-          </w:p>
-          <w:p>
-            <w:pPr>
-              <w:spacing w:after="40" w:before="0"/>
-              <w:jc w:val="left"/>
-            </w:pPr>
-            <w:r>
-              <w:rPr>
-                <w:rFonts w:ascii="Arial" w:cs="Arial" w:eastAsia="Arial" w:hAnsi="Arial"/>
-                <w:b w:val="false"/>
-                <w:bCs w:val="false"/>
-                <w:i w:val="false"/>
-                <w:iCs w:val="false"/>
-                <w:color w:val="000000"/>
-                <w:sz w:val="18"/>
-                <w:szCs w:val="18"/>
-              </w:rPr>
-              <w:t xml:space="preserve">| 112 | 8 |</w:t>
-            </w:r>
-          </w:p>
-          <w:p>
-            <w:pPr>
-              <w:spacing w:after="40" w:before="0"/>
-              <w:jc w:val="left"/>
-            </w:pPr>
-            <w:r>
-              <w:rPr>
-                <w:rFonts w:ascii="Arial" w:cs="Arial" w:eastAsia="Arial" w:hAnsi="Arial"/>
-                <w:b w:val="false"/>
-                <w:bCs w:val="false"/>
-                <w:i w:val="false"/>
-                <w:iCs w:val="false"/>
-                <w:color w:val="000000"/>
-                <w:sz w:val="18"/>
-                <w:szCs w:val="18"/>
-              </w:rPr>
-              <w:t xml:space="preserve">| 120 | 4 |</w:t>
+              <w:t xml:space="preserve">| 0 to &lt;200 | 5 |</w:t>
+            </w:r>
+          </w:p>
+          <w:p>
+            <w:pPr>
+              <w:spacing w:after="40" w:before="0"/>
+              <w:jc w:val="left"/>
+            </w:pPr>
+            <w:r>
+              <w:rPr>
+                <w:rFonts w:ascii="Arial" w:cs="Arial" w:eastAsia="Arial" w:hAnsi="Arial"/>
+                <w:b w:val="false"/>
+                <w:bCs w:val="false"/>
+                <w:i w:val="false"/>
+                <w:iCs w:val="false"/>
+                <w:color w:val="000000"/>
+                <w:sz w:val="18"/>
+                <w:szCs w:val="18"/>
+              </w:rPr>
+              <w:t xml:space="preserve">| 200 to &lt;400 | 9 |</w:t>
+            </w:r>
+          </w:p>
+          <w:p>
+            <w:pPr>
+              <w:spacing w:after="40" w:before="0"/>
+              <w:jc w:val="left"/>
+            </w:pPr>
+            <w:r>
+              <w:rPr>
+                <w:rFonts w:ascii="Arial" w:cs="Arial" w:eastAsia="Arial" w:hAnsi="Arial"/>
+                <w:b w:val="false"/>
+                <w:bCs w:val="false"/>
+                <w:i w:val="false"/>
+                <w:iCs w:val="false"/>
+                <w:color w:val="000000"/>
+                <w:sz w:val="18"/>
+                <w:szCs w:val="18"/>
+              </w:rPr>
+              <w:t xml:space="preserve">| 400 to &lt;600 | 0 |</w:t>
+            </w:r>
+          </w:p>
+          <w:p>
+            <w:pPr>
+              <w:spacing w:after="40" w:before="0"/>
+              <w:jc w:val="left"/>
+            </w:pPr>
+            <w:r>
+              <w:rPr>
+                <w:rFonts w:ascii="Arial" w:cs="Arial" w:eastAsia="Arial" w:hAnsi="Arial"/>
+                <w:b w:val="false"/>
+                <w:bCs w:val="false"/>
+                <w:i w:val="false"/>
+                <w:iCs w:val="false"/>
+                <w:color w:val="000000"/>
+                <w:sz w:val="18"/>
+                <w:szCs w:val="18"/>
+              </w:rPr>
+              <w:t xml:space="preserve">| 600 to &lt;800 | 2 |</w:t>
+            </w:r>
+          </w:p>
+          <w:p>
+            <w:pPr>
+              <w:spacing w:after="40" w:before="0"/>
+              <w:jc w:val="left"/>
+            </w:pPr>
+            <w:r>
+              <w:rPr>
+                <w:rFonts w:ascii="Arial" w:cs="Arial" w:eastAsia="Arial" w:hAnsi="Arial"/>
+                <w:b w:val="false"/>
+                <w:bCs w:val="false"/>
+                <w:i w:val="false"/>
+                <w:iCs w:val="false"/>
+                <w:color w:val="000000"/>
+                <w:sz w:val="18"/>
+                <w:szCs w:val="18"/>
+              </w:rPr>
+              <w:t xml:space="preserve">| 800 to &lt;1000 | 1 |</w:t>
+            </w:r>
+          </w:p>
+          <w:p>
+            <w:pPr>
+              <w:spacing w:after="40" w:before="0"/>
+              <w:jc w:val="left"/>
+            </w:pPr>
+            <w:r>
+              <w:rPr>
+                <w:rFonts w:ascii="Arial" w:cs="Arial" w:eastAsia="Arial" w:hAnsi="Arial"/>
+                <w:b w:val="false"/>
+                <w:bCs w:val="false"/>
+                <w:i w:val="false"/>
+                <w:iCs w:val="false"/>
+                <w:color w:val="000000"/>
+                <w:sz w:val="18"/>
+                <w:szCs w:val="18"/>
+              </w:rPr>
+              <w:t xml:space="preserve">| 1000 to &lt;1200 | 3 |</w:t>
+            </w:r>
+          </w:p>
+          <w:p>
+            <w:pPr>
+              <w:spacing w:after="40" w:before="0"/>
+              <w:jc w:val="left"/>
+            </w:pPr>
+            <w:r>
+              <w:rPr>
+                <w:rFonts w:ascii="Arial" w:cs="Arial" w:eastAsia="Arial" w:hAnsi="Arial"/>
+                <w:b w:val="false"/>
+                <w:bCs w:val="false"/>
+                <w:i w:val="false"/>
+                <w:iCs w:val="false"/>
+                <w:color w:val="000000"/>
+                <w:sz w:val="18"/>
+                <w:szCs w:val="18"/>
+              </w:rPr>
+              <w:t xml:space="preserve">| Total | 20 |</w:t>
             </w:r>
           </w:p>
         </w:tc>
@@ -652,7 +709,7 @@
                 <w:sz w:val="22"/>
                 <w:szCs w:val="22"/>
               </w:rPr>
-              <w:t xml:space="preserve">Part 1: From raw chaos to a frequency table</w:t>
+              <w:t xml:space="preserve">1. Checking the officer's claim</w:t>
             </w:r>
           </w:p>
         </w:tc>
@@ -686,7 +743,45 @@
                 <w:sz w:val="18"/>
                 <w:szCs w:val="18"/>
               </w:rPr>
-              <w:t xml:space="preserve">In Lesson 1 the 40 maize prices looked like a chaotic list of numbers that could not settle the argument. (a) Explain why a raw list of data makes it hard to decide whether the family or the neighbour is right. (b) Look at the frequency table above. Check that the frequencies add up to the correct total and say what this total represents. (c) Which price is the mode? What percentage of the 40 days had this price? (d) How many days had a price of KSh 112 or higher? Express this as a percentage of all days.</w:t>
+              <w:t xml:space="preserve">Ms Halima Abdi, the County Road Safety Officer, said: 'The average distance between crossing points is about 400 m, so the road is well served.' The stretch of Thika Road is 8,000 m long with 21 designated crossing points.</w:t>
+            </w:r>
+          </w:p>
+          <w:p>
+            <w:pPr>
+              <w:spacing w:after="40" w:before="0"/>
+              <w:jc w:val="left"/>
+            </w:pPr>
+            <w:r>
+              <w:rPr>
+                <w:rFonts w:ascii="Arial" w:cs="Arial" w:eastAsia="Arial" w:hAnsi="Arial"/>
+                <w:b/>
+                <w:bCs/>
+                <w:i w:val="false"/>
+                <w:iCs w:val="false"/>
+                <w:color w:val="000000"/>
+                <w:sz w:val="18"/>
+                <w:szCs w:val="18"/>
+              </w:rPr>
+              <w:t xml:space="preserve">(a) How many gaps are there, and how can you check her figure of 400 m?</w:t>
+            </w:r>
+          </w:p>
+          <w:p>
+            <w:pPr>
+              <w:spacing w:after="40" w:before="0"/>
+              <w:jc w:val="left"/>
+            </w:pPr>
+            <w:r>
+              <w:rPr>
+                <w:rFonts w:ascii="Arial" w:cs="Arial" w:eastAsia="Arial" w:hAnsi="Arial"/>
+                <w:b/>
+                <w:bCs/>
+                <w:i w:val="false"/>
+                <w:iCs w:val="false"/>
+                <w:color w:val="000000"/>
+                <w:sz w:val="18"/>
+                <w:szCs w:val="18"/>
+              </w:rPr>
+              <w:t xml:space="preserve">(b) Is her claim true? Is it complete? Explain using the ungrouped median and mode of the 20 gaps, which you worked out in class.</w:t>
             </w:r>
           </w:p>
         </w:tc>
@@ -782,7 +877,7 @@
                 <w:sz w:val="22"/>
                 <w:szCs w:val="22"/>
               </w:rPr>
-              <w:t xml:space="preserve">Part 2: Calculating the mean and finding the median</w:t>
+              <w:t xml:space="preserve">2. Reading the grouped table</w:t>
             </w:r>
           </w:p>
         </w:tc>
@@ -816,7 +911,83 @@
                 <w:sz w:val="18"/>
                 <w:szCs w:val="18"/>
               </w:rPr>
-              <w:t xml:space="preserve">(a) Add a column fx (price × frequency) to the table and find Σfx. Then calculate the mean price using mean = Σfx ÷ Σf. (b) Use the frequencies to find the median price. Explain how you decided which prices sit in the middle of the 40 ordered values. (c) Write the mode, median and mean in one line and say whether they are very different from each other.</w:t>
+              <w:t xml:space="preserve">Use the grouped table in the instructions.</w:t>
+            </w:r>
+          </w:p>
+          <w:p>
+            <w:pPr>
+              <w:spacing w:after="40" w:before="0"/>
+              <w:jc w:val="left"/>
+            </w:pPr>
+            <w:r>
+              <w:rPr>
+                <w:rFonts w:ascii="Arial" w:cs="Arial" w:eastAsia="Arial" w:hAnsi="Arial"/>
+                <w:b/>
+                <w:bCs/>
+                <w:i w:val="false"/>
+                <w:iCs w:val="false"/>
+                <w:color w:val="000000"/>
+                <w:sz w:val="18"/>
+                <w:szCs w:val="18"/>
+              </w:rPr>
+              <w:t xml:space="preserve">(a) Which is the modal class? </w:t>
+            </w:r>
+          </w:p>
+          <w:p>
+            <w:pPr>
+              <w:spacing w:after="40" w:before="0"/>
+              <w:jc w:val="left"/>
+            </w:pPr>
+            <w:r>
+              <w:rPr>
+                <w:rFonts w:ascii="Arial" w:cs="Arial" w:eastAsia="Arial" w:hAnsi="Arial"/>
+                <w:b/>
+                <w:bCs/>
+                <w:i w:val="false"/>
+                <w:iCs w:val="false"/>
+                <w:color w:val="000000"/>
+                <w:sz w:val="18"/>
+                <w:szCs w:val="18"/>
+              </w:rPr>
+              <w:t xml:space="preserve">(b) How many gaps are shorter than 400 m, and how many are 600 m or longer?</w:t>
+            </w:r>
+          </w:p>
+          <w:p>
+            <w:pPr>
+              <w:spacing w:after="40" w:before="0"/>
+              <w:jc w:val="left"/>
+            </w:pPr>
+            <w:r>
+              <w:rPr>
+                <w:rFonts w:ascii="Arial" w:cs="Arial" w:eastAsia="Arial" w:hAnsi="Arial"/>
+                <w:b/>
+                <w:bCs/>
+                <w:i w:val="false"/>
+                <w:iCs w:val="false"/>
+                <w:color w:val="000000"/>
+                <w:sz w:val="18"/>
+                <w:szCs w:val="18"/>
+              </w:rPr>
+              <w:t xml:space="preserve">(c) Calculate the estimated mean gap using class midpoints. Show your working and say why it is called an estimate.</w:t>
+            </w:r>
+          </w:p>
+          <w:p>
+            <w:pPr>
+              <w:spacing w:after="40" w:before="0"/>
+              <w:jc w:val="left"/>
+            </w:pPr>
+            <w:r>
+              <w:rPr>
+                <w:rFonts w:ascii="Arial" w:cs="Arial" w:eastAsia="Arial" w:hAnsi="Arial"/>
+                <w:b/>
+                <w:bCs/>
+                <w:i w:val="false"/>
+                <w:iCs w:val="false"/>
+                <w:color w:val="000000"/>
+                <w:sz w:val="18"/>
+                <w:szCs w:val="18"/>
+              </w:rPr>
+              <w:t xml:space="preserve">(d) The class 400 to &lt;600 is empty, yet your estimated mean from (c) is above 400 m. What does this tell you about the mean?</w:t>
             </w:r>
           </w:p>
         </w:tc>
@@ -912,7 +1083,7 @@
                 <w:sz w:val="22"/>
                 <w:szCs w:val="22"/>
               </w:rPr>
-              <w:t xml:space="preserve">Part 3: What the shape of the data shows</w:t>
+              <w:t xml:space="preserve">3. Using graphs to see the shape</w:t>
             </w:r>
           </w:p>
         </w:tc>
@@ -946,7 +1117,45 @@
                 <w:sz w:val="18"/>
                 <w:szCs w:val="18"/>
               </w:rPr>
-              <w:t xml:space="preserve">A histogram shows the full shape of the data, not just one number. (a) Look at how the frequencies change as the price goes from KSh 98 up to KSh 120. Describe the shape you would expect a histogram of these prices to have, and name that kind of shape. (b) Explain why this shape helps to explain why the neighbour and the family experienced the market differently. (c) Give one reason why a histogram can tell the story more fully than the mean, mode or median alone.</w:t>
+              <w:t xml:space="preserve">(a) Describe what a histogram of the equal-width table would look like. Mention where the tallest bar is, the empty class and the bars on the right.</w:t>
+            </w:r>
+          </w:p>
+          <w:p>
+            <w:pPr>
+              <w:spacing w:after="40" w:before="0"/>
+              <w:jc w:val="left"/>
+            </w:pPr>
+            <w:r>
+              <w:rPr>
+                <w:rFonts w:ascii="Arial" w:cs="Arial" w:eastAsia="Arial" w:hAnsi="Arial"/>
+                <w:b/>
+                <w:bCs/>
+                <w:i w:val="false"/>
+                <w:iCs w:val="false"/>
+                <w:color w:val="000000"/>
+                <w:sz w:val="18"/>
+                <w:szCs w:val="18"/>
+              </w:rPr>
+              <w:t xml:space="preserve">(b) When classes 400 to &lt;600, 600 to &lt;800 and 800 to &lt;1000 are merged into 400 to &lt;1000, why must we use frequency density instead of frequency for bar height? Calculate the frequency density of this merged class (use class width in units of 100 m).</w:t>
+            </w:r>
+          </w:p>
+          <w:p>
+            <w:pPr>
+              <w:spacing w:after="40" w:before="0"/>
+              <w:jc w:val="left"/>
+            </w:pPr>
+            <w:r>
+              <w:rPr>
+                <w:rFonts w:ascii="Arial" w:cs="Arial" w:eastAsia="Arial" w:hAnsi="Arial"/>
+                <w:b/>
+                <w:bCs/>
+                <w:i w:val="false"/>
+                <w:iCs w:val="false"/>
+                <w:color w:val="000000"/>
+                <w:sz w:val="18"/>
+                <w:szCs w:val="18"/>
+              </w:rPr>
+              <w:t xml:space="preserve">(c) Mombasa Road (Embakasi) has a grouped mean of 380 m and Thika Road 440 m. Using their frequency polygons, explain why similar means can hide different stories.</w:t>
             </w:r>
           </w:p>
         </w:tc>
@@ -1042,7 +1251,7 @@
                 <w:sz w:val="22"/>
                 <w:szCs w:val="22"/>
               </w:rPr>
-              <w:t xml:space="preserve">Part 4: Which number tells the truth?</w:t>
+              <w:t xml:space="preserve">4. Where is the road really unsafe?</w:t>
             </w:r>
           </w:p>
         </w:tc>
@@ -1076,7 +1285,64 @@
                 <w:sz w:val="18"/>
                 <w:szCs w:val="18"/>
               </w:rPr>
-              <w:t xml:space="preserve">At the school canteen, suppose the daily price of mandazi is about the same each day, except for one day when a sugar shortage in the Rift Valley causes a single very high price of KSh 45. (a) Which of the three measures (mean, median, mode) would be pulled most by that one extreme price, and which would stay stable? Explain why. (b) Now write a short verdict of 3 to 5 sentences answering: 'Who was right in the Maize Price Mystery: the family or the neighbour?' Use at least two of your calculated values from Part 2 and the percentages from Part 1 as evidence.</w:t>
+              <w:t xml:space="preserve">Use the pedestrian and near-miss data from the class project: the long stretch G9-G14 (six gaps from 600 m to 1,100 m) includes the school gate. The whole 20-gap sample had 182 pedestrians crossing at undesignated spots (Tuesday, 6:30-7:30 am), and Mzee Otieno's matatu drivers logged 12 near-misses.</w:t>
+            </w:r>
+          </w:p>
+          <w:p>
+            <w:pPr>
+              <w:spacing w:after="40" w:before="0"/>
+              <w:jc w:val="left"/>
+            </w:pPr>
+            <w:r>
+              <w:rPr>
+                <w:rFonts w:ascii="Arial" w:cs="Arial" w:eastAsia="Arial" w:hAnsi="Arial"/>
+                <w:b/>
+                <w:bCs/>
+                <w:i w:val="false"/>
+                <w:iCs w:val="false"/>
+                <w:color w:val="000000"/>
+                <w:sz w:val="18"/>
+                <w:szCs w:val="18"/>
+              </w:rPr>
+              <w:t xml:space="preserve">(a) The long stretch had 140 of the 182 pedestrians. What percentage is this? What fraction of the road's 8,000 m does the long stretch (5,250 m) make up?</w:t>
+            </w:r>
+          </w:p>
+          <w:p>
+            <w:pPr>
+              <w:spacing w:after="40" w:before="0"/>
+              <w:jc w:val="left"/>
+            </w:pPr>
+            <w:r>
+              <w:rPr>
+                <w:rFonts w:ascii="Arial" w:cs="Arial" w:eastAsia="Arial" w:hAnsi="Arial"/>
+                <w:b/>
+                <w:bCs/>
+                <w:i w:val="false"/>
+                <w:iCs w:val="false"/>
+                <w:color w:val="000000"/>
+                <w:sz w:val="18"/>
+                <w:szCs w:val="18"/>
+              </w:rPr>
+              <w:t xml:space="preserve">(b) Mzee Otieno's log has 9 of 12 near-misses in the long stretch. What percentage is this?</w:t>
+            </w:r>
+          </w:p>
+          <w:p>
+            <w:pPr>
+              <w:spacing w:after="40" w:before="0"/>
+              <w:jc w:val="left"/>
+            </w:pPr>
+            <w:r>
+              <w:rPr>
+                <w:rFonts w:ascii="Arial" w:cs="Arial" w:eastAsia="Arial" w:hAnsi="Arial"/>
+                <w:b/>
+                <w:bCs/>
+                <w:i w:val="false"/>
+                <w:iCs w:val="false"/>
+                <w:color w:val="000000"/>
+                <w:sz w:val="18"/>
+                <w:szCs w:val="18"/>
+              </w:rPr>
+              <w:t xml:space="preserve">(c) Write a claim, evidence and reasoning paragraph that answers the driving question: How can we use data from our own road to show where pedestrians are really at risk, and why does one average not tell the whole story?</w:t>
             </w:r>
           </w:p>
         </w:tc>
@@ -1172,7 +1438,7 @@
                 <w:sz w:val="22"/>
                 <w:szCs w:val="22"/>
               </w:rPr>
-              <w:t xml:space="preserve">Part 5: Honest statistics for community decisions</w:t>
+              <w:t xml:space="preserve">5. Recommendations and limits</w:t>
             </w:r>
           </w:p>
         </w:tc>
@@ -1206,7 +1472,45 @@
                 <w:sz w:val="18"/>
                 <w:szCs w:val="18"/>
               </w:rPr>
-              <w:t xml:space="preserve">A Nairobi family wants to budget for buying one 2 kg packet of maize flour each week at Wakulima Market. (a) Using your results, which price or prices would you advise them to plan around, and which measure(s) did you use? (b) Explain what they should still prepare for. (c) Why is it important to report data and choose a statistic honestly when people use it to make decisions? Give one example from this unit of how statistics could mislead.</w:t>
+              <w:t xml:space="preserve">(a) What two recommendations would you give the school principal, the Parents Association, the area chief and the county roads representative? Support each with data.</w:t>
+            </w:r>
+          </w:p>
+          <w:p>
+            <w:pPr>
+              <w:spacing w:after="40" w:before="0"/>
+              <w:jc w:val="left"/>
+            </w:pPr>
+            <w:r>
+              <w:rPr>
+                <w:rFonts w:ascii="Arial" w:cs="Arial" w:eastAsia="Arial" w:hAnsi="Arial"/>
+                <w:b/>
+                <w:bCs/>
+                <w:i w:val="false"/>
+                <w:iCs w:val="false"/>
+                <w:color w:val="000000"/>
+                <w:sz w:val="18"/>
+                <w:szCs w:val="18"/>
+              </w:rPr>
+              <w:t xml:space="preserve">(b) Give one reason why our findings should be treated carefully before we are fully certain.</w:t>
+            </w:r>
+          </w:p>
+          <w:p>
+            <w:pPr>
+              <w:spacing w:after="40" w:before="0"/>
+              <w:jc w:val="left"/>
+            </w:pPr>
+            <w:r>
+              <w:rPr>
+                <w:rFonts w:ascii="Arial" w:cs="Arial" w:eastAsia="Arial" w:hAnsi="Arial"/>
+                <w:b/>
+                <w:bCs/>
+                <w:i w:val="false"/>
+                <w:iCs w:val="false"/>
+                <w:color w:val="000000"/>
+                <w:sz w:val="18"/>
+                <w:szCs w:val="18"/>
+              </w:rPr>
+              <w:t xml:space="preserve">(c) Answer the KICD question: How do we use statistics in day-to-day life? Use an example from this project.</w:t>
             </w:r>
           </w:p>
         </w:tc>
@@ -1470,7 +1774,7 @@
                 <w:sz w:val="18"/>
                 <w:szCs w:val="18"/>
               </w:rPr>
-              <w:t xml:space="preserve">Accurate calculation and use of the frequency table (total, mode, percentages, Σfx, mean, median)</w:t>
+              <w:t xml:space="preserve">Calculations and use of data</w:t>
             </w:r>
           </w:p>
         </w:tc>
@@ -1502,7 +1806,7 @@
                 <w:sz w:val="18"/>
                 <w:szCs w:val="18"/>
               </w:rPr>
-              <w:t xml:space="preserve">All calculations are correct and fully shown, including the fx column, Σfx = 4204, mean = KSh 105.10, and the median found from the cumulative frequencies.</w:t>
+              <w:t xml:space="preserve">All calculations (mean, estimated mean, frequency density, percentages) are correct, show clear working and include units (m) and the 20-gap sample.</w:t>
             </w:r>
           </w:p>
         </w:tc>
@@ -1534,7 +1838,7 @@
                 <w:sz w:val="18"/>
                 <w:szCs w:val="18"/>
               </w:rPr>
-              <w:t xml:space="preserve">Most calculations are correct with steps shown; one small slip, such as a percentage or the median position, does not stop the answer making sense.</w:t>
+              <w:t xml:space="preserve">Most calculations are correct with some working shown; occasional missing units or small slips.</w:t>
             </w:r>
           </w:p>
         </w:tc>
@@ -1566,7 +1870,7 @@
                 <w:sz w:val="18"/>
                 <w:szCs w:val="18"/>
               </w:rPr>
-              <w:t xml:space="preserve">Several calculations are missing or incorrect, or the median and mean are confused or no steps are shown.</w:t>
+              <w:t xml:space="preserve">Several calculation errors or no working shown; units often missing.</w:t>
             </w:r>
           </w:p>
         </w:tc>
@@ -1600,7 +1904,7 @@
                 <w:sz w:val="18"/>
                 <w:szCs w:val="18"/>
               </w:rPr>
-              <w:t xml:space="preserve">Understanding of statistical tools and the shape of the data</w:t>
+              <w:t xml:space="preserve">Understanding of mean, median, mode and grouped data</w:t>
             </w:r>
           </w:p>
         </w:tc>
@@ -1632,7 +1936,7 @@
                 <w:sz w:val="18"/>
                 <w:szCs w:val="18"/>
               </w:rPr>
-              <w:t xml:space="preserve">Clearly explains why raw data cannot settle the argument and why a frequency table and histogram can, and correctly describes the right-skewed shape from the frequencies.</w:t>
+              <w:t xml:space="preserve">Explains clearly why the mean of 400 m is true but incomplete, using median 250 m, mode 200 m, and why grouped results are estimates.</w:t>
             </w:r>
           </w:p>
         </w:tc>
@@ -1664,7 +1968,7 @@
                 <w:sz w:val="18"/>
                 <w:szCs w:val="18"/>
               </w:rPr>
-              <w:t xml:space="preserve">Explains the purpose of tables and histograms and describes the shape, but with limited detail or links to the data.</w:t>
+              <w:t xml:space="preserve">States that the mean is true but incomplete and compares with median or mode, with limited explanation of grouping.</w:t>
             </w:r>
           </w:p>
         </w:tc>
@@ -1696,7 +2000,7 @@
                 <w:sz w:val="18"/>
                 <w:szCs w:val="18"/>
               </w:rPr>
-              <w:t xml:space="preserve">Gives vague or incorrect statements about tables and graphs, or cannot describe the shape from the frequencies.</w:t>
+              <w:t xml:space="preserve">Only restates the mean or confuses mean, median and mode.</w:t>
             </w:r>
           </w:p>
         </w:tc>
@@ -1730,7 +2034,7 @@
                 <w:sz w:val="18"/>
                 <w:szCs w:val="18"/>
               </w:rPr>
-              <w:t xml:space="preserve">Reasoning about mean, median and mode (including the effect of extreme values)</w:t>
+              <w:t xml:space="preserve">Interpreting graphs and tables</w:t>
             </w:r>
           </w:p>
         </w:tc>
@@ -1762,7 +2066,7 @@
                 <w:sz w:val="18"/>
                 <w:szCs w:val="18"/>
               </w:rPr>
-              <w:t xml:space="preserve">Correctly explains that the mean is pulled by an extreme value while the median and mode stay stable, and explains why each measure suits a different question.</w:t>
+              <w:t xml:space="preserve">Accurately describes the histogram, frequency density and polygons, and links shape to where the long gaps are and why similar means hide different shapes.</w:t>
             </w:r>
           </w:p>
         </w:tc>
@@ -1794,7 +2098,7 @@
                 <w:sz w:val="18"/>
                 <w:szCs w:val="18"/>
               </w:rPr>
-              <w:t xml:space="preserve">Identifies that the mean is affected by extreme values but the explanation of why is incomplete.</w:t>
+              <w:t xml:space="preserve">Describes the main features of the graphs but gives limited comparison of Thika Road and Mombasa Road.</w:t>
             </w:r>
           </w:p>
         </w:tc>
@@ -1826,7 +2130,7 @@
                 <w:sz w:val="18"/>
                 <w:szCs w:val="18"/>
               </w:rPr>
-              <w:t xml:space="preserve">Does not distinguish the measures or gives incorrect reasons.</w:t>
+              <w:t xml:space="preserve">Graph descriptions are incomplete or inaccurate; frequency density is not understood.</w:t>
             </w:r>
           </w:p>
         </w:tc>
@@ -1860,7 +2164,7 @@
                 <w:sz w:val="18"/>
                 <w:szCs w:val="18"/>
               </w:rPr>
-              <w:t xml:space="preserve">Evidence-based verdict and community decision-making</w:t>
+              <w:t xml:space="preserve">Claim, evidence and reasoning</w:t>
             </w:r>
           </w:p>
         </w:tc>
@@ -1892,7 +2196,7 @@
                 <w:sz w:val="18"/>
                 <w:szCs w:val="18"/>
               </w:rPr>
-              <w:t xml:space="preserve">Gives a clear verdict that both the family and the neighbour are right, supported by at least two specific values from the data, and offers a sensible budgeting recommendation with a note on honest reporting.</w:t>
+              <w:t xml:space="preserve">Gives a clear claim supported by specific data (77%, 75%, G9-G14, 5,250 m) and reasoning that answers the driving question.</w:t>
             </w:r>
           </w:p>
         </w:tc>
@@ -1924,7 +2228,7 @@
                 <w:sz w:val="18"/>
                 <w:szCs w:val="18"/>
               </w:rPr>
-              <w:t xml:space="preserve">Gives a reasonable verdict and recommendation with some evidence from the data.</w:t>
+              <w:t xml:space="preserve">Gives a claim with some correct evidence, but the reasoning is incomplete.</w:t>
             </w:r>
           </w:p>
         </w:tc>
@@ -1956,7 +2260,137 @@
                 <w:sz w:val="18"/>
                 <w:szCs w:val="18"/>
               </w:rPr>
-              <w:t xml:space="preserve">Gives an opinion with little or no evidence from the data, or the recommendation does not match the results.</w:t>
+              <w:t xml:space="preserve">Claim is unclear or lacks data evidence.</w:t>
+            </w:r>
+          </w:p>
+        </w:tc>
+      </w:tr>
+      <w:tr>
+        <w:tc>
+          <w:tcPr>
+            <w:tcW w:type="dxa" w:w="3000"/>
+            <w:shd w:fill="D5E8F0" w:color="auto" w:val="clear"/>
+            <w:tcMar>
+              <w:top w:type="dxa" w:w="60"/>
+              <w:left w:type="dxa" w:w="120"/>
+              <w:bottom w:type="dxa" w:w="60"/>
+              <w:right w:type="dxa" w:w="120"/>
+            </w:tcMar>
+            <w:vAlign w:val="top"/>
+          </w:tcPr>
+          <w:p>
+            <w:pPr>
+              <w:spacing w:after="40" w:before="0"/>
+              <w:jc w:val="left"/>
+            </w:pPr>
+            <w:r>
+              <w:rPr>
+                <w:rFonts w:ascii="Arial" w:cs="Arial" w:eastAsia="Arial" w:hAnsi="Arial"/>
+                <w:b w:val="false"/>
+                <w:bCs w:val="false"/>
+                <w:i w:val="false"/>
+                <w:iCs w:val="false"/>
+                <w:color w:val="000000"/>
+                <w:sz w:val="18"/>
+                <w:szCs w:val="18"/>
+              </w:rPr>
+              <w:t xml:space="preserve">Recommendations and communication</w:t>
+            </w:r>
+          </w:p>
+        </w:tc>
+        <w:tc>
+          <w:tcPr>
+            <w:tcW w:type="dxa" w:w="3560"/>
+            <w:shd w:fill="FFFFFF" w:color="auto" w:val="clear"/>
+            <w:tcMar>
+              <w:top w:type="dxa" w:w="60"/>
+              <w:left w:type="dxa" w:w="120"/>
+              <w:bottom w:type="dxa" w:w="60"/>
+              <w:right w:type="dxa" w:w="120"/>
+            </w:tcMar>
+            <w:vAlign w:val="top"/>
+          </w:tcPr>
+          <w:p>
+            <w:pPr>
+              <w:spacing w:after="40" w:before="0"/>
+              <w:jc w:val="left"/>
+            </w:pPr>
+            <w:r>
+              <w:rPr>
+                <w:rFonts w:ascii="Arial" w:cs="Arial" w:eastAsia="Arial" w:hAnsi="Arial"/>
+                <w:b w:val="false"/>
+                <w:bCs w:val="false"/>
+                <w:i w:val="false"/>
+                <w:iCs w:val="false"/>
+                <w:color w:val="000000"/>
+                <w:sz w:val="18"/>
+                <w:szCs w:val="18"/>
+              </w:rPr>
+              <w:t xml:space="preserve">Makes data-based recommendations, states the one-morning limitation and links statistics to daily life with correct terms.</w:t>
+            </w:r>
+          </w:p>
+        </w:tc>
+        <w:tc>
+          <w:tcPr>
+            <w:tcW w:type="dxa" w:w="3560"/>
+            <w:shd w:fill="F2F2F2" w:color="auto" w:val="clear"/>
+            <w:tcMar>
+              <w:top w:type="dxa" w:w="60"/>
+              <w:left w:type="dxa" w:w="120"/>
+              <w:bottom w:type="dxa" w:w="60"/>
+              <w:right w:type="dxa" w:w="120"/>
+            </w:tcMar>
+            <w:vAlign w:val="top"/>
+          </w:tcPr>
+          <w:p>
+            <w:pPr>
+              <w:spacing w:after="40" w:before="0"/>
+              <w:jc w:val="left"/>
+            </w:pPr>
+            <w:r>
+              <w:rPr>
+                <w:rFonts w:ascii="Arial" w:cs="Arial" w:eastAsia="Arial" w:hAnsi="Arial"/>
+                <w:b w:val="false"/>
+                <w:bCs w:val="false"/>
+                <w:i w:val="false"/>
+                <w:iCs w:val="false"/>
+                <w:color w:val="000000"/>
+                <w:sz w:val="18"/>
+                <w:szCs w:val="18"/>
+              </w:rPr>
+              <w:t xml:space="preserve">Makes reasonable recommendations with some data support; limited mention of limits.</w:t>
+            </w:r>
+          </w:p>
+        </w:tc>
+        <w:tc>
+          <w:tcPr>
+            <w:tcW w:type="dxa" w:w="3560"/>
+            <w:shd w:fill="FFFFFF" w:color="auto" w:val="clear"/>
+            <w:tcMar>
+              <w:top w:type="dxa" w:w="60"/>
+              <w:left w:type="dxa" w:w="120"/>
+              <w:bottom w:type="dxa" w:w="60"/>
+              <w:right w:type="dxa" w:w="120"/>
+            </w:tcMar>
+            <w:vAlign w:val="top"/>
+          </w:tcPr>
+          <w:p>
+            <w:pPr>
+              <w:spacing w:after="40" w:before="0"/>
+              <w:jc w:val="left"/>
+            </w:pPr>
+            <w:r>
+              <w:rPr>
+                <w:rFonts w:ascii="Arial" w:cs="Arial" w:eastAsia="Arial" w:hAnsi="Arial"/>
+                <w:b w:val="false"/>
+                <w:bCs w:val="false"/>
+                <w:i w:val="false"/>
+                <w:iCs w:val="false"/>
+                <w:color w:val="000000"/>
+                <w:sz w:val="18"/>
+                <w:szCs w:val="18"/>
+              </w:rPr>
+              <w:t xml:space="preserve">Recommendations are not linked to data or are missing.</w:t>
             </w:r>
           </w:p>
         </w:tc>
@@ -2080,7 +2514,7 @@
         </w:rPr>
         <w:t xml:space="preserve">© 2026 SeaVuria and ARES. This work is licensed under a </w:t>
       </w:r>
-      <w:hyperlink w:history="1" r:id="rIdk-cnl1xkqa7tvf0n4-73u">
+      <w:hyperlink w:history="1" r:id="rIdojjkk0seu3cdlpddycguh">
         <w:r>
           <w:rPr>
             <w:rFonts w:ascii="Arial" w:cs="Arial" w:eastAsia="Arial" w:hAnsi="Arial"/>
@@ -2100,7 +2534,7 @@
         </w:rPr>
         <w:t xml:space="preserve"> (</w:t>
       </w:r>
-      <w:hyperlink w:history="1" r:id="rIdhxxenqlgmednk49-keyql">
+      <w:hyperlink w:history="1" r:id="rIdf8qfelpueloae5ki4nkov">
         <w:r>
           <w:rPr>
             <w:rFonts w:ascii="Arial" w:cs="Arial" w:eastAsia="Arial" w:hAnsi="Arial"/>
@@ -2120,7 +2554,7 @@
         </w:rPr>
         <w:t xml:space="preserve">). To view a copy of this license, visit </w:t>
       </w:r>
-      <w:hyperlink w:history="1" r:id="rIdb5xgozbeywoetljmyisxk">
+      <w:hyperlink w:history="1" r:id="rId9lmypozie_tp7pwynxszr">
         <w:r>
           <w:rPr>
             <w:rFonts w:ascii="Arial" w:cs="Arial" w:eastAsia="Arial" w:hAnsi="Arial"/>

--- a/data/outputs/v2/Core_Mathematics/SS3.1_Statistics_I/Core_Mathematics_Statistics_I_FinalExplanation.docx
+++ b/data/outputs/v2/Core_Mathematics/SS3.1_Statistics_I/Core_Mathematics_Statistics_I_FinalExplanation.docx
@@ -2514,7 +2514,7 @@
         </w:rPr>
         <w:t xml:space="preserve">© 2026 SeaVuria and ARES. This work is licensed under a </w:t>
       </w:r>
-      <w:hyperlink w:history="1" r:id="rIdojjkk0seu3cdlpddycguh">
+      <w:hyperlink w:history="1" r:id="rIday34hmsu9ubx9ssqg3rky">
         <w:r>
           <w:rPr>
             <w:rFonts w:ascii="Arial" w:cs="Arial" w:eastAsia="Arial" w:hAnsi="Arial"/>
@@ -2534,7 +2534,7 @@
         </w:rPr>
         <w:t xml:space="preserve"> (</w:t>
       </w:r>
-      <w:hyperlink w:history="1" r:id="rIdf8qfelpueloae5ki4nkov">
+      <w:hyperlink w:history="1" r:id="rIdz_b8fr9klhbhioqrgtvbm">
         <w:r>
           <w:rPr>
             <w:rFonts w:ascii="Arial" w:cs="Arial" w:eastAsia="Arial" w:hAnsi="Arial"/>
@@ -2554,7 +2554,7 @@
         </w:rPr>
         <w:t xml:space="preserve">). To view a copy of this license, visit </w:t>
       </w:r>
-      <w:hyperlink w:history="1" r:id="rId9lmypozie_tp7pwynxszr">
+      <w:hyperlink w:history="1" r:id="rIdby49pve4u6pdethl0h2bk">
         <w:r>
           <w:rPr>
             <w:rFonts w:ascii="Arial" w:cs="Arial" w:eastAsia="Arial" w:hAnsi="Arial"/>

--- a/data/outputs/v2/Core_Mathematics/SS3.1_Statistics_I/Core_Mathematics_Statistics_I_FinalExplanation.docx
+++ b/data/outputs/v2/Core_Mathematics/SS3.1_Statistics_I/Core_Mathematics_Statistics_I_FinalExplanation.docx
@@ -4,6 +4,7 @@
   <w:body>
     <w:p>
       <w:pPr>
+        <w:keepNext w:val="false"/>
         <w:spacing w:after="30" w:before="0"/>
         <w:jc w:val="center"/>
       </w:pPr>
@@ -23,6 +24,7 @@
     </w:p>
     <w:p>
       <w:pPr>
+        <w:keepNext w:val="false"/>
         <w:spacing w:after="60" w:before="0"/>
         <w:jc w:val="center"/>
       </w:pPr>
@@ -81,6 +83,7 @@
           </w:tcPr>
           <w:p>
             <w:pPr>
+              <w:keepNext w:val="false"/>
               <w:spacing w:after="40" w:before="0"/>
               <w:jc w:val="center"/>
             </w:pPr>
@@ -116,6 +119,7 @@
           </w:tcPr>
           <w:p>
             <w:pPr>
+              <w:keepNext w:val="false"/>
               <w:spacing w:after="40" w:before="0"/>
               <w:jc w:val="center"/>
             </w:pPr>
@@ -150,6 +154,7 @@
           </w:tcPr>
           <w:p>
             <w:pPr>
+              <w:keepNext w:val="false"/>
               <w:spacing w:after="40" w:before="0"/>
               <w:jc w:val="left"/>
             </w:pPr>
@@ -182,6 +187,7 @@
           </w:tcPr>
           <w:p>
             <w:pPr>
+              <w:keepNext w:val="false"/>
               <w:spacing w:after="40" w:before="0"/>
               <w:jc w:val="left"/>
             </w:pPr>
@@ -216,6 +222,7 @@
           </w:tcPr>
           <w:p>
             <w:pPr>
+              <w:keepNext w:val="false"/>
               <w:spacing w:after="40" w:before="0"/>
               <w:jc w:val="left"/>
             </w:pPr>
@@ -248,6 +255,7 @@
           </w:tcPr>
           <w:p>
             <w:pPr>
+              <w:keepNext w:val="false"/>
               <w:spacing w:after="40" w:before="0"/>
               <w:jc w:val="left"/>
             </w:pPr>
@@ -282,6 +290,7 @@
           </w:tcPr>
           <w:p>
             <w:pPr>
+              <w:keepNext w:val="false"/>
               <w:spacing w:after="40" w:before="0"/>
               <w:jc w:val="left"/>
             </w:pPr>
@@ -314,6 +323,7 @@
           </w:tcPr>
           <w:p>
             <w:pPr>
+              <w:keepNext w:val="false"/>
               <w:spacing w:after="40" w:before="0"/>
               <w:jc w:val="left"/>
             </w:pPr>
@@ -374,6 +384,7 @@
           </w:tcPr>
           <w:p>
             <w:pPr>
+              <w:keepNext w:val="false"/>
               <w:spacing w:after="40" w:before="0"/>
               <w:jc w:val="center"/>
             </w:pPr>
@@ -408,6 +419,7 @@
           </w:tcPr>
           <w:p>
             <w:pPr>
+              <w:keepNext w:val="false"/>
               <w:spacing w:after="40" w:before="0"/>
               <w:jc w:val="left"/>
             </w:pPr>
@@ -427,6 +439,7 @@
           </w:p>
           <w:p>
             <w:pPr>
+              <w:keepNext w:val="false"/>
               <w:spacing w:after="40" w:before="0"/>
               <w:jc w:val="left"/>
             </w:pPr>
@@ -446,6 +459,7 @@
           </w:p>
           <w:p>
             <w:pPr>
+              <w:keepNext w:val="false"/>
               <w:spacing w:after="40" w:before="0"/>
               <w:jc w:val="left"/>
             </w:pPr>
@@ -465,6 +479,7 @@
           </w:p>
           <w:p>
             <w:pPr>
+              <w:keepNext w:val="false"/>
               <w:spacing w:after="40" w:before="0"/>
               <w:jc w:val="left"/>
             </w:pPr>
@@ -482,9 +497,572 @@
               <w:t xml:space="preserve"/>
             </w:r>
           </w:p>
-          <w:p>
-            <w:pPr>
-              <w:spacing w:after="40" w:before="0"/>
+          <w:tbl>
+            <w:tblPr>
+              <w:tblW w:type="dxa" w:w="13320"/>
+              <w:tblBorders>
+                <w:top w:val="single" w:color="AAAAAA" w:sz="4"/>
+                <w:left w:val="single" w:color="AAAAAA" w:sz="4"/>
+                <w:bottom w:val="single" w:color="AAAAAA" w:sz="4"/>
+                <w:right w:val="single" w:color="AAAAAA" w:sz="4"/>
+                <w:insideH w:val="single" w:color="auto" w:sz="4"/>
+                <w:insideV w:val="single" w:color="auto" w:sz="4"/>
+              </w:tblBorders>
+              <w:tblLayout w:type="fixed"/>
+            </w:tblPr>
+            <w:tblGrid>
+              <w:gridCol w:w="6660"/>
+              <w:gridCol w:w="6660"/>
+            </w:tblGrid>
+            <w:tr>
+              <w:tc>
+                <w:tcPr>
+                  <w:tcW w:type="dxa" w:w="6660"/>
+                  <w:shd w:fill="D5E8F0" w:color="auto" w:val="clear"/>
+                  <w:tcMar>
+                    <w:top w:type="dxa" w:w="60"/>
+                    <w:left w:type="dxa" w:w="120"/>
+                    <w:bottom w:type="dxa" w:w="60"/>
+                    <w:right w:type="dxa" w:w="120"/>
+                  </w:tcMar>
+                  <w:vAlign w:val="top"/>
+                </w:tcPr>
+                <w:p>
+                  <w:pPr>
+                    <w:keepNext w:val="false"/>
+                    <w:spacing w:after="40" w:before="0"/>
+                    <w:jc w:val="left"/>
+                  </w:pPr>
+                  <w:r>
+                    <w:rPr>
+                      <w:rFonts w:ascii="Arial" w:cs="Arial" w:eastAsia="Arial" w:hAnsi="Arial"/>
+                      <w:b/>
+                      <w:bCs/>
+                      <w:i w:val="false"/>
+                      <w:iCs w:val="false"/>
+                      <w:color w:val="000000"/>
+                      <w:sz w:val="18"/>
+                      <w:szCs w:val="18"/>
+                    </w:rPr>
+                    <w:t xml:space="preserve">Class (m)</w:t>
+                  </w:r>
+                </w:p>
+              </w:tc>
+              <w:tc>
+                <w:tcPr>
+                  <w:tcW w:type="dxa" w:w="6660"/>
+                  <w:shd w:fill="D5E8F0" w:color="auto" w:val="clear"/>
+                  <w:tcMar>
+                    <w:top w:type="dxa" w:w="60"/>
+                    <w:left w:type="dxa" w:w="120"/>
+                    <w:bottom w:type="dxa" w:w="60"/>
+                    <w:right w:type="dxa" w:w="120"/>
+                  </w:tcMar>
+                  <w:vAlign w:val="top"/>
+                </w:tcPr>
+                <w:p>
+                  <w:pPr>
+                    <w:keepNext w:val="false"/>
+                    <w:spacing w:after="40" w:before="0"/>
+                    <w:jc w:val="left"/>
+                  </w:pPr>
+                  <w:r>
+                    <w:rPr>
+                      <w:rFonts w:ascii="Arial" w:cs="Arial" w:eastAsia="Arial" w:hAnsi="Arial"/>
+                      <w:b/>
+                      <w:bCs/>
+                      <w:i w:val="false"/>
+                      <w:iCs w:val="false"/>
+                      <w:color w:val="000000"/>
+                      <w:sz w:val="18"/>
+                      <w:szCs w:val="18"/>
+                    </w:rPr>
+                    <w:t xml:space="preserve">Frequency</w:t>
+                  </w:r>
+                </w:p>
+              </w:tc>
+            </w:tr>
+            <w:tr>
+              <w:tc>
+                <w:tcPr>
+                  <w:tcW w:type="dxa" w:w="6660"/>
+                  <w:shd w:fill="FFFFFF" w:color="auto" w:val="clear"/>
+                  <w:tcMar>
+                    <w:top w:type="dxa" w:w="60"/>
+                    <w:left w:type="dxa" w:w="120"/>
+                    <w:bottom w:type="dxa" w:w="60"/>
+                    <w:right w:type="dxa" w:w="120"/>
+                  </w:tcMar>
+                  <w:vAlign w:val="top"/>
+                </w:tcPr>
+                <w:p>
+                  <w:pPr>
+                    <w:keepNext w:val="false"/>
+                    <w:spacing w:after="40" w:before="0"/>
+                    <w:jc w:val="left"/>
+                  </w:pPr>
+                  <w:r>
+                    <w:rPr>
+                      <w:rFonts w:ascii="Arial" w:cs="Arial" w:eastAsia="Arial" w:hAnsi="Arial"/>
+                      <w:b w:val="false"/>
+                      <w:bCs w:val="false"/>
+                      <w:i w:val="false"/>
+                      <w:iCs w:val="false"/>
+                      <w:color w:val="000000"/>
+                      <w:sz w:val="18"/>
+                      <w:szCs w:val="18"/>
+                    </w:rPr>
+                    <w:t xml:space="preserve">0 to &lt;200</w:t>
+                  </w:r>
+                </w:p>
+              </w:tc>
+              <w:tc>
+                <w:tcPr>
+                  <w:tcW w:type="dxa" w:w="6660"/>
+                  <w:shd w:fill="FFFFFF" w:color="auto" w:val="clear"/>
+                  <w:tcMar>
+                    <w:top w:type="dxa" w:w="60"/>
+                    <w:left w:type="dxa" w:w="120"/>
+                    <w:bottom w:type="dxa" w:w="60"/>
+                    <w:right w:type="dxa" w:w="120"/>
+                  </w:tcMar>
+                  <w:vAlign w:val="top"/>
+                </w:tcPr>
+                <w:p>
+                  <w:pPr>
+                    <w:keepNext w:val="false"/>
+                    <w:spacing w:after="40" w:before="0"/>
+                    <w:jc w:val="left"/>
+                  </w:pPr>
+                  <w:r>
+                    <w:rPr>
+                      <w:rFonts w:ascii="Arial" w:cs="Arial" w:eastAsia="Arial" w:hAnsi="Arial"/>
+                      <w:b w:val="false"/>
+                      <w:bCs w:val="false"/>
+                      <w:i w:val="false"/>
+                      <w:iCs w:val="false"/>
+                      <w:color w:val="000000"/>
+                      <w:sz w:val="18"/>
+                      <w:szCs w:val="18"/>
+                    </w:rPr>
+                    <w:t xml:space="preserve">5</w:t>
+                  </w:r>
+                </w:p>
+              </w:tc>
+            </w:tr>
+            <w:tr>
+              <w:tc>
+                <w:tcPr>
+                  <w:tcW w:type="dxa" w:w="6660"/>
+                  <w:shd w:fill="FFFFFF" w:color="auto" w:val="clear"/>
+                  <w:tcMar>
+                    <w:top w:type="dxa" w:w="60"/>
+                    <w:left w:type="dxa" w:w="120"/>
+                    <w:bottom w:type="dxa" w:w="60"/>
+                    <w:right w:type="dxa" w:w="120"/>
+                  </w:tcMar>
+                  <w:vAlign w:val="top"/>
+                </w:tcPr>
+                <w:p>
+                  <w:pPr>
+                    <w:keepNext w:val="false"/>
+                    <w:spacing w:after="40" w:before="0"/>
+                    <w:jc w:val="left"/>
+                  </w:pPr>
+                  <w:r>
+                    <w:rPr>
+                      <w:rFonts w:ascii="Arial" w:cs="Arial" w:eastAsia="Arial" w:hAnsi="Arial"/>
+                      <w:b w:val="false"/>
+                      <w:bCs w:val="false"/>
+                      <w:i w:val="false"/>
+                      <w:iCs w:val="false"/>
+                      <w:color w:val="000000"/>
+                      <w:sz w:val="18"/>
+                      <w:szCs w:val="18"/>
+                    </w:rPr>
+                    <w:t xml:space="preserve">200 to &lt;400</w:t>
+                  </w:r>
+                </w:p>
+              </w:tc>
+              <w:tc>
+                <w:tcPr>
+                  <w:tcW w:type="dxa" w:w="6660"/>
+                  <w:shd w:fill="FFFFFF" w:color="auto" w:val="clear"/>
+                  <w:tcMar>
+                    <w:top w:type="dxa" w:w="60"/>
+                    <w:left w:type="dxa" w:w="120"/>
+                    <w:bottom w:type="dxa" w:w="60"/>
+                    <w:right w:type="dxa" w:w="120"/>
+                  </w:tcMar>
+                  <w:vAlign w:val="top"/>
+                </w:tcPr>
+                <w:p>
+                  <w:pPr>
+                    <w:keepNext w:val="false"/>
+                    <w:spacing w:after="40" w:before="0"/>
+                    <w:jc w:val="left"/>
+                  </w:pPr>
+                  <w:r>
+                    <w:rPr>
+                      <w:rFonts w:ascii="Arial" w:cs="Arial" w:eastAsia="Arial" w:hAnsi="Arial"/>
+                      <w:b w:val="false"/>
+                      <w:bCs w:val="false"/>
+                      <w:i w:val="false"/>
+                      <w:iCs w:val="false"/>
+                      <w:color w:val="000000"/>
+                      <w:sz w:val="18"/>
+                      <w:szCs w:val="18"/>
+                    </w:rPr>
+                    <w:t xml:space="preserve">9</w:t>
+                  </w:r>
+                </w:p>
+              </w:tc>
+            </w:tr>
+            <w:tr>
+              <w:tc>
+                <w:tcPr>
+                  <w:tcW w:type="dxa" w:w="6660"/>
+                  <w:shd w:fill="FFFFFF" w:color="auto" w:val="clear"/>
+                  <w:tcMar>
+                    <w:top w:type="dxa" w:w="60"/>
+                    <w:left w:type="dxa" w:w="120"/>
+                    <w:bottom w:type="dxa" w:w="60"/>
+                    <w:right w:type="dxa" w:w="120"/>
+                  </w:tcMar>
+                  <w:vAlign w:val="top"/>
+                </w:tcPr>
+                <w:p>
+                  <w:pPr>
+                    <w:keepNext w:val="false"/>
+                    <w:spacing w:after="40" w:before="0"/>
+                    <w:jc w:val="left"/>
+                  </w:pPr>
+                  <w:r>
+                    <w:rPr>
+                      <w:rFonts w:ascii="Arial" w:cs="Arial" w:eastAsia="Arial" w:hAnsi="Arial"/>
+                      <w:b w:val="false"/>
+                      <w:bCs w:val="false"/>
+                      <w:i w:val="false"/>
+                      <w:iCs w:val="false"/>
+                      <w:color w:val="000000"/>
+                      <w:sz w:val="18"/>
+                      <w:szCs w:val="18"/>
+                    </w:rPr>
+                    <w:t xml:space="preserve">400 to &lt;600</w:t>
+                  </w:r>
+                </w:p>
+              </w:tc>
+              <w:tc>
+                <w:tcPr>
+                  <w:tcW w:type="dxa" w:w="6660"/>
+                  <w:shd w:fill="FFFFFF" w:color="auto" w:val="clear"/>
+                  <w:tcMar>
+                    <w:top w:type="dxa" w:w="60"/>
+                    <w:left w:type="dxa" w:w="120"/>
+                    <w:bottom w:type="dxa" w:w="60"/>
+                    <w:right w:type="dxa" w:w="120"/>
+                  </w:tcMar>
+                  <w:vAlign w:val="top"/>
+                </w:tcPr>
+                <w:p>
+                  <w:pPr>
+                    <w:keepNext w:val="false"/>
+                    <w:spacing w:after="40" w:before="0"/>
+                    <w:jc w:val="left"/>
+                  </w:pPr>
+                  <w:r>
+                    <w:rPr>
+                      <w:rFonts w:ascii="Arial" w:cs="Arial" w:eastAsia="Arial" w:hAnsi="Arial"/>
+                      <w:b w:val="false"/>
+                      <w:bCs w:val="false"/>
+                      <w:i w:val="false"/>
+                      <w:iCs w:val="false"/>
+                      <w:color w:val="000000"/>
+                      <w:sz w:val="18"/>
+                      <w:szCs w:val="18"/>
+                    </w:rPr>
+                    <w:t xml:space="preserve">0</w:t>
+                  </w:r>
+                </w:p>
+              </w:tc>
+            </w:tr>
+            <w:tr>
+              <w:tc>
+                <w:tcPr>
+                  <w:tcW w:type="dxa" w:w="6660"/>
+                  <w:shd w:fill="FFFFFF" w:color="auto" w:val="clear"/>
+                  <w:tcMar>
+                    <w:top w:type="dxa" w:w="60"/>
+                    <w:left w:type="dxa" w:w="120"/>
+                    <w:bottom w:type="dxa" w:w="60"/>
+                    <w:right w:type="dxa" w:w="120"/>
+                  </w:tcMar>
+                  <w:vAlign w:val="top"/>
+                </w:tcPr>
+                <w:p>
+                  <w:pPr>
+                    <w:keepNext w:val="false"/>
+                    <w:spacing w:after="40" w:before="0"/>
+                    <w:jc w:val="left"/>
+                  </w:pPr>
+                  <w:r>
+                    <w:rPr>
+                      <w:rFonts w:ascii="Arial" w:cs="Arial" w:eastAsia="Arial" w:hAnsi="Arial"/>
+                      <w:b w:val="false"/>
+                      <w:bCs w:val="false"/>
+                      <w:i w:val="false"/>
+                      <w:iCs w:val="false"/>
+                      <w:color w:val="000000"/>
+                      <w:sz w:val="18"/>
+                      <w:szCs w:val="18"/>
+                    </w:rPr>
+                    <w:t xml:space="preserve">600 to &lt;800</w:t>
+                  </w:r>
+                </w:p>
+              </w:tc>
+              <w:tc>
+                <w:tcPr>
+                  <w:tcW w:type="dxa" w:w="6660"/>
+                  <w:shd w:fill="FFFFFF" w:color="auto" w:val="clear"/>
+                  <w:tcMar>
+                    <w:top w:type="dxa" w:w="60"/>
+                    <w:left w:type="dxa" w:w="120"/>
+                    <w:bottom w:type="dxa" w:w="60"/>
+                    <w:right w:type="dxa" w:w="120"/>
+                  </w:tcMar>
+                  <w:vAlign w:val="top"/>
+                </w:tcPr>
+                <w:p>
+                  <w:pPr>
+                    <w:keepNext w:val="false"/>
+                    <w:spacing w:after="40" w:before="0"/>
+                    <w:jc w:val="left"/>
+                  </w:pPr>
+                  <w:r>
+                    <w:rPr>
+                      <w:rFonts w:ascii="Arial" w:cs="Arial" w:eastAsia="Arial" w:hAnsi="Arial"/>
+                      <w:b w:val="false"/>
+                      <w:bCs w:val="false"/>
+                      <w:i w:val="false"/>
+                      <w:iCs w:val="false"/>
+                      <w:color w:val="000000"/>
+                      <w:sz w:val="18"/>
+                      <w:szCs w:val="18"/>
+                    </w:rPr>
+                    <w:t xml:space="preserve">2</w:t>
+                  </w:r>
+                </w:p>
+              </w:tc>
+            </w:tr>
+            <w:tr>
+              <w:tc>
+                <w:tcPr>
+                  <w:tcW w:type="dxa" w:w="6660"/>
+                  <w:shd w:fill="FFFFFF" w:color="auto" w:val="clear"/>
+                  <w:tcMar>
+                    <w:top w:type="dxa" w:w="60"/>
+                    <w:left w:type="dxa" w:w="120"/>
+                    <w:bottom w:type="dxa" w:w="60"/>
+                    <w:right w:type="dxa" w:w="120"/>
+                  </w:tcMar>
+                  <w:vAlign w:val="top"/>
+                </w:tcPr>
+                <w:p>
+                  <w:pPr>
+                    <w:keepNext w:val="false"/>
+                    <w:spacing w:after="40" w:before="0"/>
+                    <w:jc w:val="left"/>
+                  </w:pPr>
+                  <w:r>
+                    <w:rPr>
+                      <w:rFonts w:ascii="Arial" w:cs="Arial" w:eastAsia="Arial" w:hAnsi="Arial"/>
+                      <w:b w:val="false"/>
+                      <w:bCs w:val="false"/>
+                      <w:i w:val="false"/>
+                      <w:iCs w:val="false"/>
+                      <w:color w:val="000000"/>
+                      <w:sz w:val="18"/>
+                      <w:szCs w:val="18"/>
+                    </w:rPr>
+                    <w:t xml:space="preserve">800 to &lt;1000</w:t>
+                  </w:r>
+                </w:p>
+              </w:tc>
+              <w:tc>
+                <w:tcPr>
+                  <w:tcW w:type="dxa" w:w="6660"/>
+                  <w:shd w:fill="FFFFFF" w:color="auto" w:val="clear"/>
+                  <w:tcMar>
+                    <w:top w:type="dxa" w:w="60"/>
+                    <w:left w:type="dxa" w:w="120"/>
+                    <w:bottom w:type="dxa" w:w="60"/>
+                    <w:right w:type="dxa" w:w="120"/>
+                  </w:tcMar>
+                  <w:vAlign w:val="top"/>
+                </w:tcPr>
+                <w:p>
+                  <w:pPr>
+                    <w:keepNext w:val="false"/>
+                    <w:spacing w:after="40" w:before="0"/>
+                    <w:jc w:val="left"/>
+                  </w:pPr>
+                  <w:r>
+                    <w:rPr>
+                      <w:rFonts w:ascii="Arial" w:cs="Arial" w:eastAsia="Arial" w:hAnsi="Arial"/>
+                      <w:b w:val="false"/>
+                      <w:bCs w:val="false"/>
+                      <w:i w:val="false"/>
+                      <w:iCs w:val="false"/>
+                      <w:color w:val="000000"/>
+                      <w:sz w:val="18"/>
+                      <w:szCs w:val="18"/>
+                    </w:rPr>
+                    <w:t xml:space="preserve">1</w:t>
+                  </w:r>
+                </w:p>
+              </w:tc>
+            </w:tr>
+            <w:tr>
+              <w:tc>
+                <w:tcPr>
+                  <w:tcW w:type="dxa" w:w="6660"/>
+                  <w:shd w:fill="FFFFFF" w:color="auto" w:val="clear"/>
+                  <w:tcMar>
+                    <w:top w:type="dxa" w:w="60"/>
+                    <w:left w:type="dxa" w:w="120"/>
+                    <w:bottom w:type="dxa" w:w="60"/>
+                    <w:right w:type="dxa" w:w="120"/>
+                  </w:tcMar>
+                  <w:vAlign w:val="top"/>
+                </w:tcPr>
+                <w:p>
+                  <w:pPr>
+                    <w:keepNext w:val="false"/>
+                    <w:spacing w:after="40" w:before="0"/>
+                    <w:jc w:val="left"/>
+                  </w:pPr>
+                  <w:r>
+                    <w:rPr>
+                      <w:rFonts w:ascii="Arial" w:cs="Arial" w:eastAsia="Arial" w:hAnsi="Arial"/>
+                      <w:b w:val="false"/>
+                      <w:bCs w:val="false"/>
+                      <w:i w:val="false"/>
+                      <w:iCs w:val="false"/>
+                      <w:color w:val="000000"/>
+                      <w:sz w:val="18"/>
+                      <w:szCs w:val="18"/>
+                    </w:rPr>
+                    <w:t xml:space="preserve">1000 to &lt;1200</w:t>
+                  </w:r>
+                </w:p>
+              </w:tc>
+              <w:tc>
+                <w:tcPr>
+                  <w:tcW w:type="dxa" w:w="6660"/>
+                  <w:shd w:fill="FFFFFF" w:color="auto" w:val="clear"/>
+                  <w:tcMar>
+                    <w:top w:type="dxa" w:w="60"/>
+                    <w:left w:type="dxa" w:w="120"/>
+                    <w:bottom w:type="dxa" w:w="60"/>
+                    <w:right w:type="dxa" w:w="120"/>
+                  </w:tcMar>
+                  <w:vAlign w:val="top"/>
+                </w:tcPr>
+                <w:p>
+                  <w:pPr>
+                    <w:keepNext w:val="false"/>
+                    <w:spacing w:after="40" w:before="0"/>
+                    <w:jc w:val="left"/>
+                  </w:pPr>
+                  <w:r>
+                    <w:rPr>
+                      <w:rFonts w:ascii="Arial" w:cs="Arial" w:eastAsia="Arial" w:hAnsi="Arial"/>
+                      <w:b w:val="false"/>
+                      <w:bCs w:val="false"/>
+                      <w:i w:val="false"/>
+                      <w:iCs w:val="false"/>
+                      <w:color w:val="000000"/>
+                      <w:sz w:val="18"/>
+                      <w:szCs w:val="18"/>
+                    </w:rPr>
+                    <w:t xml:space="preserve">3</w:t>
+                  </w:r>
+                </w:p>
+              </w:tc>
+            </w:tr>
+            <w:tr>
+              <w:tc>
+                <w:tcPr>
+                  <w:tcW w:type="dxa" w:w="6660"/>
+                  <w:shd w:fill="FFFFFF" w:color="auto" w:val="clear"/>
+                  <w:tcMar>
+                    <w:top w:type="dxa" w:w="60"/>
+                    <w:left w:type="dxa" w:w="120"/>
+                    <w:bottom w:type="dxa" w:w="60"/>
+                    <w:right w:type="dxa" w:w="120"/>
+                  </w:tcMar>
+                  <w:vAlign w:val="top"/>
+                </w:tcPr>
+                <w:p>
+                  <w:pPr>
+                    <w:keepNext w:val="false"/>
+                    <w:spacing w:after="40" w:before="0"/>
+                    <w:jc w:val="left"/>
+                  </w:pPr>
+                  <w:r>
+                    <w:rPr>
+                      <w:rFonts w:ascii="Arial" w:cs="Arial" w:eastAsia="Arial" w:hAnsi="Arial"/>
+                      <w:b w:val="false"/>
+                      <w:bCs w:val="false"/>
+                      <w:i w:val="false"/>
+                      <w:iCs w:val="false"/>
+                      <w:color w:val="000000"/>
+                      <w:sz w:val="18"/>
+                      <w:szCs w:val="18"/>
+                    </w:rPr>
+                    <w:t xml:space="preserve">Total</w:t>
+                  </w:r>
+                </w:p>
+              </w:tc>
+              <w:tc>
+                <w:tcPr>
+                  <w:tcW w:type="dxa" w:w="6660"/>
+                  <w:shd w:fill="FFFFFF" w:color="auto" w:val="clear"/>
+                  <w:tcMar>
+                    <w:top w:type="dxa" w:w="60"/>
+                    <w:left w:type="dxa" w:w="120"/>
+                    <w:bottom w:type="dxa" w:w="60"/>
+                    <w:right w:type="dxa" w:w="120"/>
+                  </w:tcMar>
+                  <w:vAlign w:val="top"/>
+                </w:tcPr>
+                <w:p>
+                  <w:pPr>
+                    <w:keepNext w:val="false"/>
+                    <w:spacing w:after="40" w:before="0"/>
+                    <w:jc w:val="left"/>
+                  </w:pPr>
+                  <w:r>
+                    <w:rPr>
+                      <w:rFonts w:ascii="Arial" w:cs="Arial" w:eastAsia="Arial" w:hAnsi="Arial"/>
+                      <w:b w:val="false"/>
+                      <w:bCs w:val="false"/>
+                      <w:i w:val="false"/>
+                      <w:iCs w:val="false"/>
+                      <w:color w:val="000000"/>
+                      <w:sz w:val="18"/>
+                      <w:szCs w:val="18"/>
+                    </w:rPr>
+                    <w:t xml:space="preserve">20</w:t>
+                  </w:r>
+                </w:p>
+              </w:tc>
+            </w:tr>
+          </w:tbl>
+          <w:p>
+            <w:pPr>
+              <w:keepNext w:val="false"/>
+              <w:spacing w:after="60" w:before="0"/>
               <w:jc w:val="left"/>
             </w:pPr>
             <w:r>
@@ -498,12 +1076,13 @@
                 <w:sz w:val="18"/>
                 <w:szCs w:val="18"/>
               </w:rPr>
-              <w:t xml:space="preserve">| Class (m) | Frequency |</w:t>
-            </w:r>
-          </w:p>
-          <w:p>
-            <w:pPr>
-              <w:spacing w:after="40" w:before="0"/>
+              <w:t xml:space="preserve"/>
+            </w:r>
+          </w:p>
+          <w:p>
+            <w:pPr>
+              <w:keepNext w:val="false"/>
+              <w:spacing w:after="60" w:before="0"/>
               <w:jc w:val="left"/>
             </w:pPr>
             <w:r>
@@ -517,140 +1096,7 @@
                 <w:sz w:val="18"/>
                 <w:szCs w:val="18"/>
               </w:rPr>
-              <w:t xml:space="preserve">|---|---|</w:t>
-            </w:r>
-          </w:p>
-          <w:p>
-            <w:pPr>
-              <w:spacing w:after="40" w:before="0"/>
-              <w:jc w:val="left"/>
-            </w:pPr>
-            <w:r>
-              <w:rPr>
-                <w:rFonts w:ascii="Arial" w:cs="Arial" w:eastAsia="Arial" w:hAnsi="Arial"/>
-                <w:b w:val="false"/>
-                <w:bCs w:val="false"/>
-                <w:i w:val="false"/>
-                <w:iCs w:val="false"/>
-                <w:color w:val="000000"/>
-                <w:sz w:val="18"/>
-                <w:szCs w:val="18"/>
-              </w:rPr>
-              <w:t xml:space="preserve">| 0 to &lt;200 | 5 |</w:t>
-            </w:r>
-          </w:p>
-          <w:p>
-            <w:pPr>
-              <w:spacing w:after="40" w:before="0"/>
-              <w:jc w:val="left"/>
-            </w:pPr>
-            <w:r>
-              <w:rPr>
-                <w:rFonts w:ascii="Arial" w:cs="Arial" w:eastAsia="Arial" w:hAnsi="Arial"/>
-                <w:b w:val="false"/>
-                <w:bCs w:val="false"/>
-                <w:i w:val="false"/>
-                <w:iCs w:val="false"/>
-                <w:color w:val="000000"/>
-                <w:sz w:val="18"/>
-                <w:szCs w:val="18"/>
-              </w:rPr>
-              <w:t xml:space="preserve">| 200 to &lt;400 | 9 |</w:t>
-            </w:r>
-          </w:p>
-          <w:p>
-            <w:pPr>
-              <w:spacing w:after="40" w:before="0"/>
-              <w:jc w:val="left"/>
-            </w:pPr>
-            <w:r>
-              <w:rPr>
-                <w:rFonts w:ascii="Arial" w:cs="Arial" w:eastAsia="Arial" w:hAnsi="Arial"/>
-                <w:b w:val="false"/>
-                <w:bCs w:val="false"/>
-                <w:i w:val="false"/>
-                <w:iCs w:val="false"/>
-                <w:color w:val="000000"/>
-                <w:sz w:val="18"/>
-                <w:szCs w:val="18"/>
-              </w:rPr>
-              <w:t xml:space="preserve">| 400 to &lt;600 | 0 |</w:t>
-            </w:r>
-          </w:p>
-          <w:p>
-            <w:pPr>
-              <w:spacing w:after="40" w:before="0"/>
-              <w:jc w:val="left"/>
-            </w:pPr>
-            <w:r>
-              <w:rPr>
-                <w:rFonts w:ascii="Arial" w:cs="Arial" w:eastAsia="Arial" w:hAnsi="Arial"/>
-                <w:b w:val="false"/>
-                <w:bCs w:val="false"/>
-                <w:i w:val="false"/>
-                <w:iCs w:val="false"/>
-                <w:color w:val="000000"/>
-                <w:sz w:val="18"/>
-                <w:szCs w:val="18"/>
-              </w:rPr>
-              <w:t xml:space="preserve">| 600 to &lt;800 | 2 |</w:t>
-            </w:r>
-          </w:p>
-          <w:p>
-            <w:pPr>
-              <w:spacing w:after="40" w:before="0"/>
-              <w:jc w:val="left"/>
-            </w:pPr>
-            <w:r>
-              <w:rPr>
-                <w:rFonts w:ascii="Arial" w:cs="Arial" w:eastAsia="Arial" w:hAnsi="Arial"/>
-                <w:b w:val="false"/>
-                <w:bCs w:val="false"/>
-                <w:i w:val="false"/>
-                <w:iCs w:val="false"/>
-                <w:color w:val="000000"/>
-                <w:sz w:val="18"/>
-                <w:szCs w:val="18"/>
-              </w:rPr>
-              <w:t xml:space="preserve">| 800 to &lt;1000 | 1 |</w:t>
-            </w:r>
-          </w:p>
-          <w:p>
-            <w:pPr>
-              <w:spacing w:after="40" w:before="0"/>
-              <w:jc w:val="left"/>
-            </w:pPr>
-            <w:r>
-              <w:rPr>
-                <w:rFonts w:ascii="Arial" w:cs="Arial" w:eastAsia="Arial" w:hAnsi="Arial"/>
-                <w:b w:val="false"/>
-                <w:bCs w:val="false"/>
-                <w:i w:val="false"/>
-                <w:iCs w:val="false"/>
-                <w:color w:val="000000"/>
-                <w:sz w:val="18"/>
-                <w:szCs w:val="18"/>
-              </w:rPr>
-              <w:t xml:space="preserve">| 1000 to &lt;1200 | 3 |</w:t>
-            </w:r>
-          </w:p>
-          <w:p>
-            <w:pPr>
-              <w:spacing w:after="40" w:before="0"/>
-              <w:jc w:val="left"/>
-            </w:pPr>
-            <w:r>
-              <w:rPr>
-                <w:rFonts w:ascii="Arial" w:cs="Arial" w:eastAsia="Arial" w:hAnsi="Arial"/>
-                <w:b w:val="false"/>
-                <w:bCs w:val="false"/>
-                <w:i w:val="false"/>
-                <w:iCs w:val="false"/>
-                <w:color w:val="000000"/>
-                <w:sz w:val="18"/>
-                <w:szCs w:val="18"/>
-              </w:rPr>
-              <w:t xml:space="preserve">| Total | 20 |</w:t>
+              <w:t xml:space="preserve"/>
             </w:r>
           </w:p>
         </w:tc>
@@ -695,6 +1141,7 @@
           </w:tcPr>
           <w:p>
             <w:pPr>
+              <w:keepNext/>
               <w:spacing w:after="40" w:before="0"/>
               <w:jc w:val="center"/>
             </w:pPr>
@@ -729,6 +1176,7 @@
           </w:tcPr>
           <w:p>
             <w:pPr>
+              <w:keepNext/>
               <w:spacing w:after="40" w:before="0"/>
               <w:jc w:val="left"/>
             </w:pPr>
@@ -748,6 +1196,7 @@
           </w:p>
           <w:p>
             <w:pPr>
+              <w:keepNext/>
               <w:spacing w:after="40" w:before="0"/>
               <w:jc w:val="left"/>
             </w:pPr>
@@ -767,6 +1216,7 @@
           </w:p>
           <w:p>
             <w:pPr>
+              <w:keepNext/>
               <w:spacing w:after="40" w:before="0"/>
               <w:jc w:val="left"/>
             </w:pPr>
@@ -804,6 +1254,7 @@
           </w:tcPr>
           <w:p>
             <w:pPr>
+              <w:keepNext w:val="false"/>
               <w:spacing w:after="40" w:before="0"/>
               <w:jc w:val="left"/>
             </w:pPr>
@@ -863,6 +1314,7 @@
           </w:tcPr>
           <w:p>
             <w:pPr>
+              <w:keepNext/>
               <w:spacing w:after="40" w:before="0"/>
               <w:jc w:val="center"/>
             </w:pPr>
@@ -897,6 +1349,7 @@
           </w:tcPr>
           <w:p>
             <w:pPr>
+              <w:keepNext/>
               <w:spacing w:after="40" w:before="0"/>
               <w:jc w:val="left"/>
             </w:pPr>
@@ -916,6 +1369,7 @@
           </w:p>
           <w:p>
             <w:pPr>
+              <w:keepNext/>
               <w:spacing w:after="40" w:before="0"/>
               <w:jc w:val="left"/>
             </w:pPr>
@@ -935,6 +1389,7 @@
           </w:p>
           <w:p>
             <w:pPr>
+              <w:keepNext/>
               <w:spacing w:after="40" w:before="0"/>
               <w:jc w:val="left"/>
             </w:pPr>
@@ -954,6 +1409,7 @@
           </w:p>
           <w:p>
             <w:pPr>
+              <w:keepNext/>
               <w:spacing w:after="40" w:before="0"/>
               <w:jc w:val="left"/>
             </w:pPr>
@@ -973,6 +1429,7 @@
           </w:p>
           <w:p>
             <w:pPr>
+              <w:keepNext/>
               <w:spacing w:after="40" w:before="0"/>
               <w:jc w:val="left"/>
             </w:pPr>
@@ -1010,6 +1467,7 @@
           </w:tcPr>
           <w:p>
             <w:pPr>
+              <w:keepNext w:val="false"/>
               <w:spacing w:after="40" w:before="0"/>
               <w:jc w:val="left"/>
             </w:pPr>
@@ -1069,6 +1527,7 @@
           </w:tcPr>
           <w:p>
             <w:pPr>
+              <w:keepNext/>
               <w:spacing w:after="40" w:before="0"/>
               <w:jc w:val="center"/>
             </w:pPr>
@@ -1103,6 +1562,7 @@
           </w:tcPr>
           <w:p>
             <w:pPr>
+              <w:keepNext/>
               <w:spacing w:after="40" w:before="0"/>
               <w:jc w:val="left"/>
             </w:pPr>
@@ -1122,6 +1582,7 @@
           </w:p>
           <w:p>
             <w:pPr>
+              <w:keepNext/>
               <w:spacing w:after="40" w:before="0"/>
               <w:jc w:val="left"/>
             </w:pPr>
@@ -1141,6 +1602,7 @@
           </w:p>
           <w:p>
             <w:pPr>
+              <w:keepNext/>
               <w:spacing w:after="40" w:before="0"/>
               <w:jc w:val="left"/>
             </w:pPr>
@@ -1178,6 +1640,7 @@
           </w:tcPr>
           <w:p>
             <w:pPr>
+              <w:keepNext w:val="false"/>
               <w:spacing w:after="40" w:before="0"/>
               <w:jc w:val="left"/>
             </w:pPr>
@@ -1237,6 +1700,7 @@
           </w:tcPr>
           <w:p>
             <w:pPr>
+              <w:keepNext/>
               <w:spacing w:after="40" w:before="0"/>
               <w:jc w:val="center"/>
             </w:pPr>
@@ -1271,6 +1735,7 @@
           </w:tcPr>
           <w:p>
             <w:pPr>
+              <w:keepNext/>
               <w:spacing w:after="40" w:before="0"/>
               <w:jc w:val="left"/>
             </w:pPr>
@@ -1290,6 +1755,7 @@
           </w:p>
           <w:p>
             <w:pPr>
+              <w:keepNext/>
               <w:spacing w:after="40" w:before="0"/>
               <w:jc w:val="left"/>
             </w:pPr>
@@ -1309,6 +1775,7 @@
           </w:p>
           <w:p>
             <w:pPr>
+              <w:keepNext/>
               <w:spacing w:after="40" w:before="0"/>
               <w:jc w:val="left"/>
             </w:pPr>
@@ -1328,6 +1795,7 @@
           </w:p>
           <w:p>
             <w:pPr>
+              <w:keepNext/>
               <w:spacing w:after="40" w:before="0"/>
               <w:jc w:val="left"/>
             </w:pPr>
@@ -1365,6 +1833,7 @@
           </w:tcPr>
           <w:p>
             <w:pPr>
+              <w:keepNext w:val="false"/>
               <w:spacing w:after="40" w:before="0"/>
               <w:jc w:val="left"/>
             </w:pPr>
@@ -1424,6 +1893,7 @@
           </w:tcPr>
           <w:p>
             <w:pPr>
+              <w:keepNext/>
               <w:spacing w:after="40" w:before="0"/>
               <w:jc w:val="center"/>
             </w:pPr>
@@ -1458,6 +1928,7 @@
           </w:tcPr>
           <w:p>
             <w:pPr>
+              <w:keepNext/>
               <w:spacing w:after="40" w:before="0"/>
               <w:jc w:val="left"/>
             </w:pPr>
@@ -1477,6 +1948,7 @@
           </w:p>
           <w:p>
             <w:pPr>
+              <w:keepNext/>
               <w:spacing w:after="40" w:before="0"/>
               <w:jc w:val="left"/>
             </w:pPr>
@@ -1496,6 +1968,7 @@
           </w:p>
           <w:p>
             <w:pPr>
+              <w:keepNext/>
               <w:spacing w:after="40" w:before="0"/>
               <w:jc w:val="left"/>
             </w:pPr>
@@ -1533,6 +2006,7 @@
           </w:tcPr>
           <w:p>
             <w:pPr>
+              <w:keepNext w:val="false"/>
               <w:spacing w:after="40" w:before="0"/>
               <w:jc w:val="left"/>
             </w:pPr>
@@ -1596,6 +2070,7 @@
           </w:tcPr>
           <w:p>
             <w:pPr>
+              <w:keepNext w:val="false"/>
               <w:spacing w:after="40" w:before="0"/>
               <w:jc w:val="center"/>
             </w:pPr>
@@ -1630,6 +2105,7 @@
           </w:tcPr>
           <w:p>
             <w:pPr>
+              <w:keepNext w:val="false"/>
               <w:spacing w:after="40" w:before="0"/>
               <w:jc w:val="left"/>
             </w:pPr>
@@ -1662,6 +2138,7 @@
           </w:tcPr>
           <w:p>
             <w:pPr>
+              <w:keepNext w:val="false"/>
               <w:spacing w:after="40" w:before="0"/>
               <w:jc w:val="left"/>
             </w:pPr>
@@ -1694,6 +2171,7 @@
           </w:tcPr>
           <w:p>
             <w:pPr>
+              <w:keepNext w:val="false"/>
               <w:spacing w:after="40" w:before="0"/>
               <w:jc w:val="left"/>
             </w:pPr>
@@ -1726,6 +2204,7 @@
           </w:tcPr>
           <w:p>
             <w:pPr>
+              <w:keepNext w:val="false"/>
               <w:spacing w:after="40" w:before="0"/>
               <w:jc w:val="left"/>
             </w:pPr>
@@ -1760,6 +2239,7 @@
           </w:tcPr>
           <w:p>
             <w:pPr>
+              <w:keepNext w:val="false"/>
               <w:spacing w:after="40" w:before="0"/>
               <w:jc w:val="left"/>
             </w:pPr>
@@ -1792,6 +2272,7 @@
           </w:tcPr>
           <w:p>
             <w:pPr>
+              <w:keepNext w:val="false"/>
               <w:spacing w:after="40" w:before="0"/>
               <w:jc w:val="left"/>
             </w:pPr>
@@ -1824,6 +2305,7 @@
           </w:tcPr>
           <w:p>
             <w:pPr>
+              <w:keepNext w:val="false"/>
               <w:spacing w:after="40" w:before="0"/>
               <w:jc w:val="left"/>
             </w:pPr>
@@ -1856,6 +2338,7 @@
           </w:tcPr>
           <w:p>
             <w:pPr>
+              <w:keepNext w:val="false"/>
               <w:spacing w:after="40" w:before="0"/>
               <w:jc w:val="left"/>
             </w:pPr>
@@ -1890,6 +2373,7 @@
           </w:tcPr>
           <w:p>
             <w:pPr>
+              <w:keepNext w:val="false"/>
               <w:spacing w:after="40" w:before="0"/>
               <w:jc w:val="left"/>
             </w:pPr>
@@ -1922,6 +2406,7 @@
           </w:tcPr>
           <w:p>
             <w:pPr>
+              <w:keepNext w:val="false"/>
               <w:spacing w:after="40" w:before="0"/>
               <w:jc w:val="left"/>
             </w:pPr>
@@ -1954,6 +2439,7 @@
           </w:tcPr>
           <w:p>
             <w:pPr>
+              <w:keepNext w:val="false"/>
               <w:spacing w:after="40" w:before="0"/>
               <w:jc w:val="left"/>
             </w:pPr>
@@ -1986,6 +2472,7 @@
           </w:tcPr>
           <w:p>
             <w:pPr>
+              <w:keepNext w:val="false"/>
               <w:spacing w:after="40" w:before="0"/>
               <w:jc w:val="left"/>
             </w:pPr>
@@ -2020,6 +2507,7 @@
           </w:tcPr>
           <w:p>
             <w:pPr>
+              <w:keepNext w:val="false"/>
               <w:spacing w:after="40" w:before="0"/>
               <w:jc w:val="left"/>
             </w:pPr>
@@ -2052,6 +2540,7 @@
           </w:tcPr>
           <w:p>
             <w:pPr>
+              <w:keepNext w:val="false"/>
               <w:spacing w:after="40" w:before="0"/>
               <w:jc w:val="left"/>
             </w:pPr>
@@ -2084,6 +2573,7 @@
           </w:tcPr>
           <w:p>
             <w:pPr>
+              <w:keepNext w:val="false"/>
               <w:spacing w:after="40" w:before="0"/>
               <w:jc w:val="left"/>
             </w:pPr>
@@ -2116,6 +2606,7 @@
           </w:tcPr>
           <w:p>
             <w:pPr>
+              <w:keepNext w:val="false"/>
               <w:spacing w:after="40" w:before="0"/>
               <w:jc w:val="left"/>
             </w:pPr>
@@ -2150,6 +2641,7 @@
           </w:tcPr>
           <w:p>
             <w:pPr>
+              <w:keepNext w:val="false"/>
               <w:spacing w:after="40" w:before="0"/>
               <w:jc w:val="left"/>
             </w:pPr>
@@ -2182,6 +2674,7 @@
           </w:tcPr>
           <w:p>
             <w:pPr>
+              <w:keepNext w:val="false"/>
               <w:spacing w:after="40" w:before="0"/>
               <w:jc w:val="left"/>
             </w:pPr>
@@ -2214,6 +2707,7 @@
           </w:tcPr>
           <w:p>
             <w:pPr>
+              <w:keepNext w:val="false"/>
               <w:spacing w:after="40" w:before="0"/>
               <w:jc w:val="left"/>
             </w:pPr>
@@ -2246,6 +2740,7 @@
           </w:tcPr>
           <w:p>
             <w:pPr>
+              <w:keepNext w:val="false"/>
               <w:spacing w:after="40" w:before="0"/>
               <w:jc w:val="left"/>
             </w:pPr>
@@ -2280,6 +2775,7 @@
           </w:tcPr>
           <w:p>
             <w:pPr>
+              <w:keepNext w:val="false"/>
               <w:spacing w:after="40" w:before="0"/>
               <w:jc w:val="left"/>
             </w:pPr>
@@ -2312,6 +2808,7 @@
           </w:tcPr>
           <w:p>
             <w:pPr>
+              <w:keepNext w:val="false"/>
               <w:spacing w:after="40" w:before="0"/>
               <w:jc w:val="left"/>
             </w:pPr>
@@ -2344,6 +2841,7 @@
           </w:tcPr>
           <w:p>
             <w:pPr>
+              <w:keepNext w:val="false"/>
               <w:spacing w:after="40" w:before="0"/>
               <w:jc w:val="left"/>
             </w:pPr>
@@ -2376,6 +2874,7 @@
           </w:tcPr>
           <w:p>
             <w:pPr>
+              <w:keepNext w:val="false"/>
               <w:spacing w:after="40" w:before="0"/>
               <w:jc w:val="left"/>
             </w:pPr>
@@ -2514,7 +3013,7 @@
         </w:rPr>
         <w:t xml:space="preserve">© 2026 SeaVuria and ARES. This work is licensed under a </w:t>
       </w:r>
-      <w:hyperlink w:history="1" r:id="rIday34hmsu9ubx9ssqg3rky">
+      <w:hyperlink w:history="1" r:id="rIdcnc7sa6al245bf_h7eavh">
         <w:r>
           <w:rPr>
             <w:rFonts w:ascii="Arial" w:cs="Arial" w:eastAsia="Arial" w:hAnsi="Arial"/>
@@ -2534,7 +3033,7 @@
         </w:rPr>
         <w:t xml:space="preserve"> (</w:t>
       </w:r>
-      <w:hyperlink w:history="1" r:id="rIdz_b8fr9klhbhioqrgtvbm">
+      <w:hyperlink w:history="1" r:id="rIdna_hncgfdy8-liv1d4jyh">
         <w:r>
           <w:rPr>
             <w:rFonts w:ascii="Arial" w:cs="Arial" w:eastAsia="Arial" w:hAnsi="Arial"/>
@@ -2554,7 +3053,7 @@
         </w:rPr>
         <w:t xml:space="preserve">). To view a copy of this license, visit </w:t>
       </w:r>
-      <w:hyperlink w:history="1" r:id="rIdby49pve4u6pdethl0h2bk">
+      <w:hyperlink w:history="1" r:id="rIdeuboo6w_hqmsw5qiic9_-">
         <w:r>
           <w:rPr>
             <w:rFonts w:ascii="Arial" w:cs="Arial" w:eastAsia="Arial" w:hAnsi="Arial"/>

--- a/data/outputs/v2/Core_Mathematics/SS3.1_Statistics_I/Core_Mathematics_Statistics_I_FinalExplanation.docx
+++ b/data/outputs/v2/Core_Mathematics/SS3.1_Statistics_I/Core_Mathematics_Statistics_I_FinalExplanation.docx
@@ -3013,7 +3013,7 @@
         </w:rPr>
         <w:t xml:space="preserve">© 2026 SeaVuria and ARES. This work is licensed under a </w:t>
       </w:r>
-      <w:hyperlink w:history="1" r:id="rIdcnc7sa6al245bf_h7eavh">
+      <w:hyperlink w:history="1" r:id="rIdnxvcynrjfbqgnslser9a6">
         <w:r>
           <w:rPr>
             <w:rFonts w:ascii="Arial" w:cs="Arial" w:eastAsia="Arial" w:hAnsi="Arial"/>
@@ -3033,7 +3033,7 @@
         </w:rPr>
         <w:t xml:space="preserve"> (</w:t>
       </w:r>
-      <w:hyperlink w:history="1" r:id="rIdna_hncgfdy8-liv1d4jyh">
+      <w:hyperlink w:history="1" r:id="rIdjk6rdvb8-p3ot4rjuihvw">
         <w:r>
           <w:rPr>
             <w:rFonts w:ascii="Arial" w:cs="Arial" w:eastAsia="Arial" w:hAnsi="Arial"/>
@@ -3053,7 +3053,7 @@
         </w:rPr>
         <w:t xml:space="preserve">). To view a copy of this license, visit </w:t>
       </w:r>
-      <w:hyperlink w:history="1" r:id="rIdeuboo6w_hqmsw5qiic9_-">
+      <w:hyperlink w:history="1" r:id="rIdj-lani78qay7-ijz3ckha">
         <w:r>
           <w:rPr>
             <w:rFonts w:ascii="Arial" w:cs="Arial" w:eastAsia="Arial" w:hAnsi="Arial"/>
